--- a/src/templates/template_sample_results_B (1).docx
+++ b/src/templates/template_sample_results_B (1).docx
@@ -91,7 +91,27 @@
                                 <w:bCs/>
                                 <w:lang w:val="en-US"/>
                               </w:rPr>
-                              <w:t>{%header_logo}</w:t>
+                              <w:t>{%</w:t>
+                            </w:r>
+                            <w:proofErr w:type="spellStart"/>
+                            <w:r>
+                              <w:rPr>
+                                <w:rFonts w:ascii="Times New Roman" w:hAnsi="Times New Roman"/>
+                                <w:b w:val="0"/>
+                                <w:bCs/>
+                                <w:lang w:val="en-US"/>
+                              </w:rPr>
+                              <w:t>header_logo</w:t>
+                            </w:r>
+                            <w:proofErr w:type="spellEnd"/>
+                            <w:r>
+                              <w:rPr>
+                                <w:rFonts w:ascii="Times New Roman" w:hAnsi="Times New Roman"/>
+                                <w:b w:val="0"/>
+                                <w:bCs/>
+                                <w:lang w:val="en-US"/>
+                              </w:rPr>
+                              <w:t>}</w:t>
                             </w:r>
                           </w:p>
                           <w:p>
@@ -110,7 +130,27 @@
                                 <w:bCs/>
                                 <w:lang w:val="en-US"/>
                               </w:rPr>
-                              <w:t>{/header_show_full}</w:t>
+                              <w:t>{/</w:t>
+                            </w:r>
+                            <w:proofErr w:type="spellStart"/>
+                            <w:r>
+                              <w:rPr>
+                                <w:rFonts w:ascii="Times New Roman" w:hAnsi="Times New Roman"/>
+                                <w:b w:val="0"/>
+                                <w:bCs/>
+                                <w:lang w:val="en-US"/>
+                              </w:rPr>
+                              <w:t>header_show_full</w:t>
+                            </w:r>
+                            <w:proofErr w:type="spellEnd"/>
+                            <w:r>
+                              <w:rPr>
+                                <w:rFonts w:ascii="Times New Roman" w:hAnsi="Times New Roman"/>
+                                <w:b w:val="0"/>
+                                <w:bCs/>
+                                <w:lang w:val="en-US"/>
+                              </w:rPr>
+                              <w:t>}</w:t>
                             </w:r>
                           </w:p>
                           <w:p>
@@ -375,7 +415,27 @@
                                 <w:bCs/>
                                 <w:lang w:val="en-US"/>
                               </w:rPr>
-                              <w:t>{%header_logo}</w:t>
+                              <w:t>{%</w:t>
+                            </w:r>
+                            <w:proofErr w:type="spellStart"/>
+                            <w:r>
+                              <w:rPr>
+                                <w:rFonts w:ascii="Times New Roman" w:hAnsi="Times New Roman"/>
+                                <w:b w:val="0"/>
+                                <w:bCs/>
+                                <w:lang w:val="en-US"/>
+                              </w:rPr>
+                              <w:t>header_logo</w:t>
+                            </w:r>
+                            <w:proofErr w:type="spellEnd"/>
+                            <w:r>
+                              <w:rPr>
+                                <w:rFonts w:ascii="Times New Roman" w:hAnsi="Times New Roman"/>
+                                <w:b w:val="0"/>
+                                <w:bCs/>
+                                <w:lang w:val="en-US"/>
+                              </w:rPr>
+                              <w:t>}</w:t>
                             </w:r>
                           </w:p>
                           <w:p>
@@ -394,7 +454,27 @@
                                 <w:bCs/>
                                 <w:lang w:val="en-US"/>
                               </w:rPr>
-                              <w:t>{/header_logo_only}</w:t>
+                              <w:t>{/</w:t>
+                            </w:r>
+                            <w:proofErr w:type="spellStart"/>
+                            <w:r>
+                              <w:rPr>
+                                <w:rFonts w:ascii="Times New Roman" w:hAnsi="Times New Roman"/>
+                                <w:b w:val="0"/>
+                                <w:bCs/>
+                                <w:lang w:val="en-US"/>
+                              </w:rPr>
+                              <w:t>header_logo_only</w:t>
+                            </w:r>
+                            <w:proofErr w:type="spellEnd"/>
+                            <w:r>
+                              <w:rPr>
+                                <w:rFonts w:ascii="Times New Roman" w:hAnsi="Times New Roman"/>
+                                <w:b w:val="0"/>
+                                <w:bCs/>
+                                <w:lang w:val="en-US"/>
+                              </w:rPr>
+                              <w:t>}</w:t>
                             </w:r>
                           </w:p>
                           <w:p>
@@ -664,7 +744,29 @@
                                 <w:sz w:val="14"/>
                                 <w:szCs w:val="14"/>
                               </w:rPr>
-                              <w:t>{company_info_organization_name}</w:t>
+                              <w:t>{</w:t>
+                            </w:r>
+                            <w:proofErr w:type="spellStart"/>
+                            <w:r>
+                              <w:rPr>
+                                <w:rFonts w:ascii="Times New Roman" w:hAnsi="Times New Roman"/>
+                                <w:b w:val="0"/>
+                                <w:bCs/>
+                                <w:sz w:val="14"/>
+                                <w:szCs w:val="14"/>
+                              </w:rPr>
+                              <w:t>company_info_organization_name</w:t>
+                            </w:r>
+                            <w:proofErr w:type="spellEnd"/>
+                            <w:r>
+                              <w:rPr>
+                                <w:rFonts w:ascii="Times New Roman" w:hAnsi="Times New Roman"/>
+                                <w:b w:val="0"/>
+                                <w:bCs/>
+                                <w:sz w:val="14"/>
+                                <w:szCs w:val="14"/>
+                              </w:rPr>
+                              <w:t>}</w:t>
                             </w:r>
                           </w:p>
                           <w:p>
@@ -686,7 +788,31 @@
                                 <w:szCs w:val="14"/>
                                 <w:lang w:val="en-US"/>
                               </w:rPr>
-                              <w:t>{company_info_address}</w:t>
+                              <w:t>{</w:t>
+                            </w:r>
+                            <w:proofErr w:type="spellStart"/>
+                            <w:r>
+                              <w:rPr>
+                                <w:rFonts w:ascii="Times New Roman" w:hAnsi="Times New Roman"/>
+                                <w:b w:val="0"/>
+                                <w:bCs/>
+                                <w:sz w:val="14"/>
+                                <w:szCs w:val="14"/>
+                                <w:lang w:val="en-US"/>
+                              </w:rPr>
+                              <w:t>company_info_address</w:t>
+                            </w:r>
+                            <w:proofErr w:type="spellEnd"/>
+                            <w:r>
+                              <w:rPr>
+                                <w:rFonts w:ascii="Times New Roman" w:hAnsi="Times New Roman"/>
+                                <w:b w:val="0"/>
+                                <w:bCs/>
+                                <w:sz w:val="14"/>
+                                <w:szCs w:val="14"/>
+                                <w:lang w:val="en-US"/>
+                              </w:rPr>
+                              <w:t>}</w:t>
                             </w:r>
                           </w:p>
                           <w:p>
@@ -710,7 +836,31 @@
                                 <w:szCs w:val="14"/>
                                 <w:lang w:val="en-US"/>
                               </w:rPr>
-                              <w:t>{company_info_postcode}</w:t>
+                              <w:t>{</w:t>
+                            </w:r>
+                            <w:proofErr w:type="spellStart"/>
+                            <w:r>
+                              <w:rPr>
+                                <w:rFonts w:ascii="Times New Roman" w:hAnsi="Times New Roman"/>
+                                <w:b w:val="0"/>
+                                <w:bCs/>
+                                <w:sz w:val="14"/>
+                                <w:szCs w:val="14"/>
+                                <w:lang w:val="en-US"/>
+                              </w:rPr>
+                              <w:t>company_info_postcode</w:t>
+                            </w:r>
+                            <w:proofErr w:type="spellEnd"/>
+                            <w:r>
+                              <w:rPr>
+                                <w:rFonts w:ascii="Times New Roman" w:hAnsi="Times New Roman"/>
+                                <w:b w:val="0"/>
+                                <w:bCs/>
+                                <w:sz w:val="14"/>
+                                <w:szCs w:val="14"/>
+                                <w:lang w:val="en-US"/>
+                              </w:rPr>
+                              <w:t>}</w:t>
                             </w:r>
                           </w:p>
                           <w:p>
@@ -747,7 +897,31 @@
                                 <w:szCs w:val="14"/>
                                 <w:lang w:val="en-US"/>
                               </w:rPr>
-                              <w:t>Telephone: {company_info_telephone}</w:t>
+                              <w:t>Telephone: {</w:t>
+                            </w:r>
+                            <w:proofErr w:type="spellStart"/>
+                            <w:r>
+                              <w:rPr>
+                                <w:rFonts w:ascii="Times New Roman" w:hAnsi="Times New Roman"/>
+                                <w:b w:val="0"/>
+                                <w:bCs/>
+                                <w:sz w:val="14"/>
+                                <w:szCs w:val="14"/>
+                                <w:lang w:val="en-US"/>
+                              </w:rPr>
+                              <w:t>company_info_telephone</w:t>
+                            </w:r>
+                            <w:proofErr w:type="spellEnd"/>
+                            <w:r>
+                              <w:rPr>
+                                <w:rFonts w:ascii="Times New Roman" w:hAnsi="Times New Roman"/>
+                                <w:b w:val="0"/>
+                                <w:bCs/>
+                                <w:sz w:val="14"/>
+                                <w:szCs w:val="14"/>
+                                <w:lang w:val="en-US"/>
+                              </w:rPr>
+                              <w:t>}</w:t>
                             </w:r>
                           </w:p>
                           <w:p>
@@ -783,6 +957,7 @@
                               </w:rPr>
                               <w:t>{</w:t>
                             </w:r>
+                            <w:proofErr w:type="spellStart"/>
                             <w:r>
                               <w:rPr>
                                 <w:rFonts w:ascii="Times New Roman" w:hAnsi="Times New Roman"/>
@@ -794,6 +969,7 @@
                               </w:rPr>
                               <w:t>company_info_fax</w:t>
                             </w:r>
+                            <w:proofErr w:type="spellEnd"/>
                             <w:r>
                               <w:rPr>
                                 <w:rFonts w:ascii="Times New Roman" w:hAnsi="Times New Roman"/>
@@ -840,7 +1016,31 @@
                                 <w:szCs w:val="14"/>
                                 <w:lang w:val="en-US"/>
                               </w:rPr>
-                              <w:t>Email: {company_info_email}</w:t>
+                              <w:t>Email: {</w:t>
+                            </w:r>
+                            <w:proofErr w:type="spellStart"/>
+                            <w:r>
+                              <w:rPr>
+                                <w:rFonts w:ascii="Times New Roman" w:hAnsi="Times New Roman"/>
+                                <w:b w:val="0"/>
+                                <w:bCs/>
+                                <w:sz w:val="14"/>
+                                <w:szCs w:val="14"/>
+                                <w:lang w:val="en-US"/>
+                              </w:rPr>
+                              <w:t>company_info_email</w:t>
+                            </w:r>
+                            <w:proofErr w:type="spellEnd"/>
+                            <w:r>
+                              <w:rPr>
+                                <w:rFonts w:ascii="Times New Roman" w:hAnsi="Times New Roman"/>
+                                <w:b w:val="0"/>
+                                <w:bCs/>
+                                <w:sz w:val="14"/>
+                                <w:szCs w:val="14"/>
+                                <w:lang w:val="en-US"/>
+                              </w:rPr>
+                              <w:t>}</w:t>
                             </w:r>
                           </w:p>
                           <w:p>
@@ -874,7 +1074,31 @@
                                 <w:szCs w:val="14"/>
                                 <w:lang w:val="en-US"/>
                               </w:rPr>
-                              <w:t xml:space="preserve">{company_info_web} </w:t>
+                              <w:t>{</w:t>
+                            </w:r>
+                            <w:proofErr w:type="spellStart"/>
+                            <w:r>
+                              <w:rPr>
+                                <w:rFonts w:ascii="Times New Roman" w:hAnsi="Times New Roman"/>
+                                <w:b w:val="0"/>
+                                <w:bCs/>
+                                <w:sz w:val="14"/>
+                                <w:szCs w:val="14"/>
+                                <w:lang w:val="en-US"/>
+                              </w:rPr>
+                              <w:t>company_info_web</w:t>
+                            </w:r>
+                            <w:proofErr w:type="spellEnd"/>
+                            <w:r>
+                              <w:rPr>
+                                <w:rFonts w:ascii="Times New Roman" w:hAnsi="Times New Roman"/>
+                                <w:b w:val="0"/>
+                                <w:bCs/>
+                                <w:sz w:val="14"/>
+                                <w:szCs w:val="14"/>
+                                <w:lang w:val="en-US"/>
+                              </w:rPr>
+                              <w:t xml:space="preserve">} </w:t>
                             </w:r>
                           </w:p>
                           <w:p>
@@ -907,7 +1131,27 @@
                                 <w:sz w:val="14"/>
                                 <w:szCs w:val="14"/>
                               </w:rPr>
-                              <w:t>{/header_show_full}</w:t>
+                              <w:t>{/</w:t>
+                            </w:r>
+                            <w:proofErr w:type="spellStart"/>
+                            <w:r>
+                              <w:rPr>
+                                <w:rFonts w:ascii="Times New Roman" w:hAnsi="Times New Roman"/>
+                                <w:bCs/>
+                                <w:sz w:val="14"/>
+                                <w:szCs w:val="14"/>
+                              </w:rPr>
+                              <w:t>header_show_full</w:t>
+                            </w:r>
+                            <w:proofErr w:type="spellEnd"/>
+                            <w:r>
+                              <w:rPr>
+                                <w:rFonts w:ascii="Times New Roman" w:hAnsi="Times New Roman"/>
+                                <w:bCs/>
+                                <w:sz w:val="14"/>
+                                <w:szCs w:val="14"/>
+                              </w:rPr>
+                              <w:t>}</w:t>
                             </w:r>
                           </w:p>
                         </w:txbxContent>
@@ -1464,7 +1708,21 @@
               <w:rPr>
                 <w:lang w:val="en-US"/>
               </w:rPr>
-              <w:t>{Account__c.Name}</w:t>
+              <w:t>{Account__</w:t>
+            </w:r>
+            <w:proofErr w:type="spellStart"/>
+            <w:r>
+              <w:rPr>
+                <w:lang w:val="en-US"/>
+              </w:rPr>
+              <w:t>c.Name</w:t>
+            </w:r>
+            <w:proofErr w:type="spellEnd"/>
+            <w:r>
+              <w:rPr>
+                <w:lang w:val="en-US"/>
+              </w:rPr>
+              <w:t>}</w:t>
             </w:r>
           </w:p>
         </w:tc>
@@ -1868,7 +2126,23 @@
                 <w:sz w:val="16"/>
                 <w:szCs w:val="16"/>
               </w:rPr>
-              <w:t>{#sample_results_rows}</w:t>
+              <w:t>{#</w:t>
+            </w:r>
+            <w:r>
+              <w:rPr>
+                <w:b w:val="0"/>
+                <w:sz w:val="16"/>
+                <w:szCs w:val="16"/>
+              </w:rPr>
+              <w:t>sample_instruction_rows</w:t>
+            </w:r>
+            <w:r>
+              <w:rPr>
+                <w:b w:val="0"/>
+                <w:sz w:val="16"/>
+                <w:szCs w:val="16"/>
+              </w:rPr>
+              <w:t>}</w:t>
             </w:r>
             <w:r>
               <w:rPr>
@@ -1885,8 +2159,19 @@
                 <w:szCs w:val="16"/>
                 <w:lang w:val="en-US"/>
               </w:rPr>
-              <w:t>Instruction__c.Name</w:t>
-            </w:r>
+              <w:t>Instruction__</w:t>
+            </w:r>
+            <w:proofErr w:type="spellStart"/>
+            <w:r>
+              <w:rPr>
+                <w:b w:val="0"/>
+                <w:sz w:val="16"/>
+                <w:szCs w:val="16"/>
+                <w:lang w:val="en-US"/>
+              </w:rPr>
+              <w:t>c.Name</w:t>
+            </w:r>
+            <w:proofErr w:type="spellEnd"/>
             <w:r>
               <w:rPr>
                 <w:b w:val="0"/>
@@ -1915,7 +2200,25 @@
                 <w:sz w:val="16"/>
                 <w:szCs w:val="16"/>
               </w:rPr>
-              <w:t>{Sample_Result__c.Name}</w:t>
+              <w:t>{Sample_Result__</w:t>
+            </w:r>
+            <w:proofErr w:type="spellStart"/>
+            <w:r>
+              <w:rPr>
+                <w:b w:val="0"/>
+                <w:sz w:val="16"/>
+                <w:szCs w:val="16"/>
+              </w:rPr>
+              <w:t>c.Name</w:t>
+            </w:r>
+            <w:proofErr w:type="spellEnd"/>
+            <w:r>
+              <w:rPr>
+                <w:b w:val="0"/>
+                <w:sz w:val="16"/>
+                <w:szCs w:val="16"/>
+              </w:rPr>
+              <w:t>}</w:t>
             </w:r>
           </w:p>
         </w:tc>
@@ -1939,6 +2242,7 @@
               </w:rPr>
               <w:t>{</w:t>
             </w:r>
+            <w:proofErr w:type="spellStart"/>
             <w:r>
               <w:rPr>
                 <w:b w:val="0"/>
@@ -1955,6 +2259,7 @@
               </w:rPr>
               <w:t>.Commodity__c</w:t>
             </w:r>
+            <w:proofErr w:type="spellEnd"/>
             <w:r>
               <w:rPr>
                 <w:b w:val="0"/>
@@ -1984,6 +2289,7 @@
                 <w:b w:val="0"/>
                 <w:sz w:val="16"/>
                 <w:szCs w:val="16"/>
+                <w:lang w:val="en-US"/>
               </w:rPr>
             </w:pPr>
             <w:r>
@@ -1999,16 +2305,28 @@
                 <w:b w:val="0"/>
                 <w:sz w:val="16"/>
                 <w:szCs w:val="16"/>
-              </w:rPr>
-              <w:t>Instruction__c</w:t>
-            </w:r>
-            <w:r>
-              <w:rPr>
-                <w:b w:val="0"/>
-                <w:sz w:val="16"/>
-                <w:szCs w:val="16"/>
-              </w:rPr>
-              <w:t>.Variety__c}</w:t>
+                <w:lang w:val="en-US"/>
+              </w:rPr>
+              <w:t>Instruction__c.Variety__</w:t>
+            </w:r>
+            <w:proofErr w:type="spellStart"/>
+            <w:r>
+              <w:rPr>
+                <w:b w:val="0"/>
+                <w:sz w:val="16"/>
+                <w:szCs w:val="16"/>
+                <w:lang w:val="en-US"/>
+              </w:rPr>
+              <w:t>c.Name</w:t>
+            </w:r>
+            <w:proofErr w:type="spellEnd"/>
+            <w:r>
+              <w:rPr>
+                <w:b w:val="0"/>
+                <w:sz w:val="16"/>
+                <w:szCs w:val="16"/>
+              </w:rPr>
+              <w:t>}</w:t>
             </w:r>
           </w:p>
         </w:tc>
@@ -2022,6 +2340,7 @@
                 <w:b w:val="0"/>
                 <w:sz w:val="16"/>
                 <w:szCs w:val="16"/>
+                <w:lang w:val="en-US"/>
               </w:rPr>
             </w:pPr>
             <w:r>
@@ -2030,8 +2349,26 @@
                 <w:sz w:val="16"/>
                 <w:szCs w:val="16"/>
               </w:rPr>
-              <w:t>{Sample</w:t>
-            </w:r>
+              <w:t>{</w:t>
+            </w:r>
+            <w:proofErr w:type="spellStart"/>
+            <w:r>
+              <w:rPr>
+                <w:b w:val="0"/>
+                <w:sz w:val="16"/>
+                <w:szCs w:val="16"/>
+              </w:rPr>
+              <w:t>Sample_Result__</w:t>
+            </w:r>
+            <w:r>
+              <w:rPr>
+                <w:b w:val="0"/>
+                <w:sz w:val="16"/>
+                <w:szCs w:val="16"/>
+              </w:rPr>
+              <w:t>c</w:t>
+            </w:r>
+            <w:proofErr w:type="spellEnd"/>
             <w:r>
               <w:rPr>
                 <w:b w:val="0"/>
@@ -2039,8 +2376,9 @@
                 <w:szCs w:val="16"/>
                 <w:lang w:val="en-US"/>
               </w:rPr>
-              <w:t>_</w:t>
-            </w:r>
+              <w:t>.</w:t>
+            </w:r>
+            <w:proofErr w:type="spellStart"/>
             <w:r>
               <w:rPr>
                 <w:b w:val="0"/>
@@ -2048,8 +2386,9 @@
                 <w:szCs w:val="16"/>
                 <w:lang w:val="en-US"/>
               </w:rPr>
-              <w:t>Result__c.Sample_Location__c</w:t>
-            </w:r>
+              <w:t>Sample_location__c</w:t>
+            </w:r>
+            <w:proofErr w:type="spellEnd"/>
             <w:r>
               <w:rPr>
                 <w:b w:val="0"/>
@@ -2078,7 +2417,16 @@
                 <w:sz w:val="16"/>
                 <w:szCs w:val="16"/>
               </w:rPr>
-              <w:t>{Sample_Result__</w:t>
+              <w:t>{</w:t>
+            </w:r>
+            <w:proofErr w:type="spellStart"/>
+            <w:r>
+              <w:rPr>
+                <w:b w:val="0"/>
+                <w:sz w:val="16"/>
+                <w:szCs w:val="16"/>
+              </w:rPr>
+              <w:t>Sample_Result__</w:t>
             </w:r>
             <w:r>
               <w:rPr>
@@ -2088,6 +2436,7 @@
               </w:rPr>
               <w:t>c.Moisture__c</w:t>
             </w:r>
+            <w:proofErr w:type="spellEnd"/>
             <w:r>
               <w:rPr>
                 <w:b w:val="0"/>
@@ -2116,15 +2465,33 @@
                 <w:sz w:val="16"/>
                 <w:szCs w:val="16"/>
               </w:rPr>
-              <w:t>{Sample_Result__</w:t>
-            </w:r>
-            <w:r>
-              <w:rPr>
-                <w:b w:val="0"/>
-                <w:sz w:val="16"/>
-                <w:szCs w:val="16"/>
-              </w:rPr>
-              <w:t>c.Specific_Weight__c}</w:t>
+              <w:t>{</w:t>
+            </w:r>
+            <w:proofErr w:type="spellStart"/>
+            <w:r>
+              <w:rPr>
+                <w:b w:val="0"/>
+                <w:sz w:val="16"/>
+                <w:szCs w:val="16"/>
+              </w:rPr>
+              <w:t>Sample_Result__</w:t>
+            </w:r>
+            <w:r>
+              <w:rPr>
+                <w:b w:val="0"/>
+                <w:sz w:val="16"/>
+                <w:szCs w:val="16"/>
+              </w:rPr>
+              <w:t>c.Specific_Weight__c</w:t>
+            </w:r>
+            <w:proofErr w:type="spellEnd"/>
+            <w:r>
+              <w:rPr>
+                <w:b w:val="0"/>
+                <w:sz w:val="16"/>
+                <w:szCs w:val="16"/>
+              </w:rPr>
+              <w:t>}</w:t>
             </w:r>
           </w:p>
         </w:tc>
@@ -2146,7 +2513,16 @@
                 <w:sz w:val="16"/>
                 <w:szCs w:val="16"/>
               </w:rPr>
-              <w:t>{Sample_Result__</w:t>
+              <w:t>{</w:t>
+            </w:r>
+            <w:proofErr w:type="spellStart"/>
+            <w:r>
+              <w:rPr>
+                <w:b w:val="0"/>
+                <w:sz w:val="16"/>
+                <w:szCs w:val="16"/>
+              </w:rPr>
+              <w:t>Sample_Result__</w:t>
             </w:r>
             <w:r>
               <w:rPr>
@@ -2164,6 +2540,7 @@
               </w:rPr>
               <w:t>Nitrogen__c</w:t>
             </w:r>
+            <w:proofErr w:type="spellEnd"/>
             <w:r>
               <w:rPr>
                 <w:b w:val="0"/>
@@ -2352,7 +2729,16 @@
                 <w:sz w:val="16"/>
                 <w:szCs w:val="16"/>
               </w:rPr>
-              <w:t>{Sample_Result__</w:t>
+              <w:t>{</w:t>
+            </w:r>
+            <w:proofErr w:type="spellStart"/>
+            <w:r>
+              <w:rPr>
+                <w:b w:val="0"/>
+                <w:sz w:val="16"/>
+                <w:szCs w:val="16"/>
+              </w:rPr>
+              <w:t>Sample_Result__</w:t>
             </w:r>
             <w:r>
               <w:rPr>
@@ -2370,6 +2756,7 @@
               </w:rPr>
               <w:t>Germination__c</w:t>
             </w:r>
+            <w:proofErr w:type="spellEnd"/>
             <w:r>
               <w:rPr>
                 <w:b w:val="0"/>
@@ -2398,7 +2785,16 @@
                 <w:sz w:val="16"/>
                 <w:szCs w:val="16"/>
               </w:rPr>
-              <w:t>{Sample_Result__</w:t>
+              <w:t>{</w:t>
+            </w:r>
+            <w:proofErr w:type="spellStart"/>
+            <w:r>
+              <w:rPr>
+                <w:b w:val="0"/>
+                <w:sz w:val="16"/>
+                <w:szCs w:val="16"/>
+              </w:rPr>
+              <w:t>Sample_Result__</w:t>
             </w:r>
             <w:r>
               <w:rPr>
@@ -2416,6 +2812,7 @@
               </w:rPr>
               <w:t>Broken_Grains__c</w:t>
             </w:r>
+            <w:proofErr w:type="spellEnd"/>
             <w:r>
               <w:rPr>
                 <w:b w:val="0"/>
@@ -2444,7 +2841,16 @@
                 <w:sz w:val="16"/>
                 <w:szCs w:val="16"/>
               </w:rPr>
-              <w:t>{Sample_Result__</w:t>
+              <w:t>{</w:t>
+            </w:r>
+            <w:proofErr w:type="spellStart"/>
+            <w:r>
+              <w:rPr>
+                <w:b w:val="0"/>
+                <w:sz w:val="16"/>
+                <w:szCs w:val="16"/>
+              </w:rPr>
+              <w:t>Sample_Result__</w:t>
             </w:r>
             <w:r>
               <w:rPr>
@@ -2462,6 +2868,7 @@
               </w:rPr>
               <w:t>Skinned__c</w:t>
             </w:r>
+            <w:proofErr w:type="spellEnd"/>
             <w:r>
               <w:rPr>
                 <w:b w:val="0"/>
@@ -2490,7 +2897,16 @@
                 <w:sz w:val="16"/>
                 <w:szCs w:val="16"/>
               </w:rPr>
-              <w:t>{Sample_Result__</w:t>
+              <w:t>{</w:t>
+            </w:r>
+            <w:proofErr w:type="spellStart"/>
+            <w:r>
+              <w:rPr>
+                <w:b w:val="0"/>
+                <w:sz w:val="16"/>
+                <w:szCs w:val="16"/>
+              </w:rPr>
+              <w:t>Sample_Result__</w:t>
             </w:r>
             <w:r>
               <w:rPr>
@@ -2508,6 +2924,7 @@
               </w:rPr>
               <w:t>Hardness__c</w:t>
             </w:r>
+            <w:proofErr w:type="spellEnd"/>
             <w:r>
               <w:rPr>
                 <w:b w:val="0"/>
@@ -2522,7 +2939,25 @@
                 <w:sz w:val="16"/>
                 <w:szCs w:val="16"/>
               </w:rPr>
-              <w:t>{/sample_results_rows}</w:t>
+              <w:t>{/</w:t>
+            </w:r>
+            <w:proofErr w:type="spellStart"/>
+            <w:r>
+              <w:rPr>
+                <w:b w:val="0"/>
+                <w:sz w:val="16"/>
+                <w:szCs w:val="16"/>
+              </w:rPr>
+              <w:t>sample_instruction_rows</w:t>
+            </w:r>
+            <w:proofErr w:type="spellEnd"/>
+            <w:r>
+              <w:rPr>
+                <w:b w:val="0"/>
+                <w:sz w:val="16"/>
+                <w:szCs w:val="16"/>
+              </w:rPr>
+              <w:t>}</w:t>
             </w:r>
           </w:p>
         </w:tc>

--- a/src/templates/template_sample_results_B (1).docx
+++ b/src/templates/template_sample_results_B (1).docx
@@ -91,27 +91,7 @@
                                 <w:bCs/>
                                 <w:lang w:val="en-US"/>
                               </w:rPr>
-                              <w:t>{%</w:t>
-                            </w:r>
-                            <w:proofErr w:type="spellStart"/>
-                            <w:r>
-                              <w:rPr>
-                                <w:rFonts w:ascii="Times New Roman" w:hAnsi="Times New Roman"/>
-                                <w:b w:val="0"/>
-                                <w:bCs/>
-                                <w:lang w:val="en-US"/>
-                              </w:rPr>
-                              <w:t>header_logo</w:t>
-                            </w:r>
-                            <w:proofErr w:type="spellEnd"/>
-                            <w:r>
-                              <w:rPr>
-                                <w:rFonts w:ascii="Times New Roman" w:hAnsi="Times New Roman"/>
-                                <w:b w:val="0"/>
-                                <w:bCs/>
-                                <w:lang w:val="en-US"/>
-                              </w:rPr>
-                              <w:t>}</w:t>
+                              <w:t>{%header_logo}</w:t>
                             </w:r>
                           </w:p>
                           <w:p>
@@ -130,27 +110,7 @@
                                 <w:bCs/>
                                 <w:lang w:val="en-US"/>
                               </w:rPr>
-                              <w:t>{/</w:t>
-                            </w:r>
-                            <w:proofErr w:type="spellStart"/>
-                            <w:r>
-                              <w:rPr>
-                                <w:rFonts w:ascii="Times New Roman" w:hAnsi="Times New Roman"/>
-                                <w:b w:val="0"/>
-                                <w:bCs/>
-                                <w:lang w:val="en-US"/>
-                              </w:rPr>
-                              <w:t>header_show_full</w:t>
-                            </w:r>
-                            <w:proofErr w:type="spellEnd"/>
-                            <w:r>
-                              <w:rPr>
-                                <w:rFonts w:ascii="Times New Roman" w:hAnsi="Times New Roman"/>
-                                <w:b w:val="0"/>
-                                <w:bCs/>
-                                <w:lang w:val="en-US"/>
-                              </w:rPr>
-                              <w:t>}</w:t>
+                              <w:t>{/header_show_full}</w:t>
                             </w:r>
                           </w:p>
                           <w:p>
@@ -415,27 +375,7 @@
                                 <w:bCs/>
                                 <w:lang w:val="en-US"/>
                               </w:rPr>
-                              <w:t>{%</w:t>
-                            </w:r>
-                            <w:proofErr w:type="spellStart"/>
-                            <w:r>
-                              <w:rPr>
-                                <w:rFonts w:ascii="Times New Roman" w:hAnsi="Times New Roman"/>
-                                <w:b w:val="0"/>
-                                <w:bCs/>
-                                <w:lang w:val="en-US"/>
-                              </w:rPr>
-                              <w:t>header_logo</w:t>
-                            </w:r>
-                            <w:proofErr w:type="spellEnd"/>
-                            <w:r>
-                              <w:rPr>
-                                <w:rFonts w:ascii="Times New Roman" w:hAnsi="Times New Roman"/>
-                                <w:b w:val="0"/>
-                                <w:bCs/>
-                                <w:lang w:val="en-US"/>
-                              </w:rPr>
-                              <w:t>}</w:t>
+                              <w:t>{%header_logo}</w:t>
                             </w:r>
                           </w:p>
                           <w:p>
@@ -454,27 +394,7 @@
                                 <w:bCs/>
                                 <w:lang w:val="en-US"/>
                               </w:rPr>
-                              <w:t>{/</w:t>
-                            </w:r>
-                            <w:proofErr w:type="spellStart"/>
-                            <w:r>
-                              <w:rPr>
-                                <w:rFonts w:ascii="Times New Roman" w:hAnsi="Times New Roman"/>
-                                <w:b w:val="0"/>
-                                <w:bCs/>
-                                <w:lang w:val="en-US"/>
-                              </w:rPr>
-                              <w:t>header_logo_only</w:t>
-                            </w:r>
-                            <w:proofErr w:type="spellEnd"/>
-                            <w:r>
-                              <w:rPr>
-                                <w:rFonts w:ascii="Times New Roman" w:hAnsi="Times New Roman"/>
-                                <w:b w:val="0"/>
-                                <w:bCs/>
-                                <w:lang w:val="en-US"/>
-                              </w:rPr>
-                              <w:t>}</w:t>
+                              <w:t>{/header_logo_only}</w:t>
                             </w:r>
                           </w:p>
                           <w:p>
@@ -744,9 +664,142 @@
                                 <w:sz w:val="14"/>
                                 <w:szCs w:val="14"/>
                               </w:rPr>
+                              <w:t>{company_info_organization_name}</w:t>
+                            </w:r>
+                          </w:p>
+                          <w:p>
+                            <w:pPr>
+                              <w:jc w:val="right"/>
+                              <w:rPr>
+                                <w:rFonts w:ascii="Times New Roman" w:hAnsi="Times New Roman"/>
+                                <w:b w:val="0"/>
+                                <w:bCs/>
+                                <w:lang w:val="en-US"/>
+                              </w:rPr>
+                            </w:pPr>
+                            <w:r>
+                              <w:rPr>
+                                <w:rFonts w:ascii="Times New Roman" w:hAnsi="Times New Roman"/>
+                                <w:b w:val="0"/>
+                                <w:bCs/>
+                                <w:sz w:val="14"/>
+                                <w:szCs w:val="14"/>
+                                <w:lang w:val="en-US"/>
+                              </w:rPr>
+                              <w:t>{company_info_address}</w:t>
+                            </w:r>
+                          </w:p>
+                          <w:p>
+                            <w:pPr>
+                              <w:jc w:val="right"/>
+                              <w:rPr>
+                                <w:rFonts w:ascii="Times New Roman" w:hAnsi="Times New Roman"/>
+                                <w:b w:val="0"/>
+                                <w:bCs/>
+                                <w:sz w:val="14"/>
+                                <w:szCs w:val="14"/>
+                                <w:lang w:val="en-US"/>
+                              </w:rPr>
+                            </w:pPr>
+                            <w:r>
+                              <w:rPr>
+                                <w:rFonts w:ascii="Times New Roman" w:hAnsi="Times New Roman"/>
+                                <w:b w:val="0"/>
+                                <w:bCs/>
+                                <w:sz w:val="14"/>
+                                <w:szCs w:val="14"/>
+                                <w:lang w:val="en-US"/>
+                              </w:rPr>
+                              <w:t>{company_info_postcode}</w:t>
+                            </w:r>
+                          </w:p>
+                          <w:p>
+                            <w:pPr>
+                              <w:jc w:val="right"/>
+                              <w:rPr>
+                                <w:rFonts w:ascii="Times New Roman" w:hAnsi="Times New Roman"/>
+                                <w:b w:val="0"/>
+                                <w:bCs/>
+                                <w:sz w:val="14"/>
+                                <w:szCs w:val="14"/>
+                                <w:lang w:val="en-US"/>
+                              </w:rPr>
+                            </w:pPr>
+                          </w:p>
+                          <w:p>
+                            <w:pPr>
+                              <w:jc w:val="right"/>
+                              <w:rPr>
+                                <w:rFonts w:ascii="Times New Roman" w:hAnsi="Times New Roman"/>
+                                <w:b w:val="0"/>
+                                <w:bCs/>
+                                <w:sz w:val="14"/>
+                                <w:szCs w:val="14"/>
+                                <w:lang w:val="en-US"/>
+                              </w:rPr>
+                            </w:pPr>
+                            <w:r>
+                              <w:rPr>
+                                <w:rFonts w:ascii="Times New Roman" w:hAnsi="Times New Roman"/>
+                                <w:sz w:val="14"/>
+                                <w:szCs w:val="14"/>
+                                <w:lang w:val="en-US"/>
+                              </w:rPr>
+                              <w:t>Telephone:</w:t>
+                            </w:r>
+                            <w:r>
+                              <w:rPr>
+                                <w:rFonts w:ascii="Times New Roman" w:hAnsi="Times New Roman"/>
+                                <w:b w:val="0"/>
+                                <w:bCs/>
+                                <w:sz w:val="14"/>
+                                <w:szCs w:val="14"/>
+                                <w:lang w:val="en-US"/>
+                              </w:rPr>
+                              <w:t xml:space="preserve"> {company_info_telephone}</w:t>
+                            </w:r>
+                          </w:p>
+                          <w:p>
+                            <w:pPr>
+                              <w:jc w:val="right"/>
+                              <w:rPr>
+                                <w:rFonts w:ascii="Times New Roman" w:hAnsi="Times New Roman"/>
+                                <w:b w:val="0"/>
+                                <w:bCs/>
+                                <w:sz w:val="14"/>
+                                <w:szCs w:val="14"/>
+                                <w:lang w:val="en-US"/>
+                              </w:rPr>
+                            </w:pPr>
+                            <w:r>
+                              <w:rPr>
+                                <w:rFonts w:ascii="Times New Roman" w:hAnsi="Times New Roman"/>
+                                <w:sz w:val="14"/>
+                                <w:szCs w:val="14"/>
+                              </w:rPr>
+                              <w:t>Fax:</w:t>
+                            </w:r>
+                            <w:r>
+                              <w:rPr>
+                                <w:rFonts w:ascii="Times New Roman" w:hAnsi="Times New Roman"/>
+                                <w:b w:val="0"/>
+                                <w:bCs/>
+                                <w:sz w:val="14"/>
+                                <w:szCs w:val="14"/>
+                              </w:rPr>
+                              <w:t xml:space="preserve"> </w:t>
+                            </w:r>
+                            <w:r>
+                              <w:rPr>
+                                <w:rFonts w:ascii="Times New Roman" w:hAnsi="Times New Roman"/>
+                                <w:b w:val="0"/>
+                                <w:bCs/>
+                                <w:sz w:val="14"/>
+                                <w:szCs w:val="14"/>
+                                <w:lang w:val="en-US"/>
+                              </w:rPr>
                               <w:t>{</w:t>
                             </w:r>
-                            <w:proofErr w:type="spellStart"/>
                             <w:r>
                               <w:rPr>
                                 <w:rFonts w:ascii="Times New Roman" w:hAnsi="Times New Roman"/>
@@ -754,10 +807,10 @@
                                 <w:bCs/>
                                 <w:sz w:val="14"/>
                                 <w:szCs w:val="14"/>
-                              </w:rPr>
-                              <w:t>company_info_organization_name</w:t>
+                                <w:lang w:val="en-US"/>
+                              </w:rPr>
+                              <w:t>company_info_fax</w:t>
                             </w:r>
-                            <w:proofErr w:type="spellEnd"/>
                             <w:r>
                               <w:rPr>
                                 <w:rFonts w:ascii="Times New Roman" w:hAnsi="Times New Roman"/>
@@ -765,6 +818,7 @@
                                 <w:bCs/>
                                 <w:sz w:val="14"/>
                                 <w:szCs w:val="14"/>
+                                <w:lang w:val="en-US"/>
                               </w:rPr>
                               <w:t>}</w:t>
                             </w:r>
@@ -776,21 +830,33 @@
                                 <w:rFonts w:ascii="Times New Roman" w:hAnsi="Times New Roman"/>
                                 <w:b w:val="0"/>
                                 <w:bCs/>
+                                <w:sz w:val="14"/>
+                                <w:szCs w:val="14"/>
+                                <w:lang w:val="en-US"/>
+                              </w:rPr>
+                            </w:pPr>
+                          </w:p>
+                          <w:p>
+                            <w:pPr>
+                              <w:jc w:val="right"/>
+                              <w:rPr>
+                                <w:rFonts w:ascii="Times New Roman" w:hAnsi="Times New Roman"/>
+                                <w:b w:val="0"/>
+                                <w:bCs/>
+                                <w:sz w:val="14"/>
+                                <w:szCs w:val="14"/>
                                 <w:lang w:val="en-US"/>
                               </w:rPr>
                             </w:pPr>
                             <w:r>
                               <w:rPr>
                                 <w:rFonts w:ascii="Times New Roman" w:hAnsi="Times New Roman"/>
-                                <w:b w:val="0"/>
-                                <w:bCs/>
                                 <w:sz w:val="14"/>
                                 <w:szCs w:val="14"/>
                                 <w:lang w:val="en-US"/>
                               </w:rPr>
-                              <w:t>{</w:t>
+                              <w:t>Email:</w:t>
                             </w:r>
-                            <w:proofErr w:type="spellStart"/>
                             <w:r>
                               <w:rPr>
                                 <w:rFonts w:ascii="Times New Roman" w:hAnsi="Times New Roman"/>
@@ -800,19 +866,7 @@
                                 <w:szCs w:val="14"/>
                                 <w:lang w:val="en-US"/>
                               </w:rPr>
-                              <w:t>company_info_address</w:t>
-                            </w:r>
-                            <w:proofErr w:type="spellEnd"/>
-                            <w:r>
-                              <w:rPr>
-                                <w:rFonts w:ascii="Times New Roman" w:hAnsi="Times New Roman"/>
-                                <w:b w:val="0"/>
-                                <w:bCs/>
-                                <w:sz w:val="14"/>
-                                <w:szCs w:val="14"/>
-                                <w:lang w:val="en-US"/>
-                              </w:rPr>
-                              <w:t>}</w:t>
+                              <w:t xml:space="preserve"> {company_info_email}</w:t>
                             </w:r>
                           </w:p>
                           <w:p>
@@ -830,15 +884,11 @@
                             <w:r>
                               <w:rPr>
                                 <w:rFonts w:ascii="Times New Roman" w:hAnsi="Times New Roman"/>
-                                <w:b w:val="0"/>
-                                <w:bCs/>
                                 <w:sz w:val="14"/>
                                 <w:szCs w:val="14"/>
-                                <w:lang w:val="en-US"/>
-                              </w:rPr>
-                              <w:t>{</w:t>
+                              </w:rPr>
+                              <w:t>Web:</w:t>
                             </w:r>
-                            <w:proofErr w:type="spellStart"/>
                             <w:r>
                               <w:rPr>
                                 <w:rFonts w:ascii="Times New Roman" w:hAnsi="Times New Roman"/>
@@ -846,11 +896,9 @@
                                 <w:bCs/>
                                 <w:sz w:val="14"/>
                                 <w:szCs w:val="14"/>
-                                <w:lang w:val="en-US"/>
-                              </w:rPr>
-                              <w:t>company_info_postcode</w:t>
+                              </w:rPr>
+                              <w:t xml:space="preserve"> </w:t>
                             </w:r>
-                            <w:proofErr w:type="spellEnd"/>
                             <w:r>
                               <w:rPr>
                                 <w:rFonts w:ascii="Times New Roman" w:hAnsi="Times New Roman"/>
@@ -860,7 +908,7 @@
                                 <w:szCs w:val="14"/>
                                 <w:lang w:val="en-US"/>
                               </w:rPr>
-                              <w:t>}</w:t>
+                              <w:t xml:space="preserve">{company_info_web} </w:t>
                             </w:r>
                           </w:p>
                           <w:p>
@@ -883,275 +931,17 @@
                                 <w:rFonts w:ascii="Times New Roman" w:hAnsi="Times New Roman"/>
                                 <w:b w:val="0"/>
                                 <w:bCs/>
+                                <w:lang w:val="en-US"/>
+                              </w:rPr>
+                            </w:pPr>
+                            <w:r>
+                              <w:rPr>
+                                <w:rFonts w:ascii="Times New Roman" w:hAnsi="Times New Roman"/>
+                                <w:bCs/>
                                 <w:sz w:val="14"/>
                                 <w:szCs w:val="14"/>
-                                <w:lang w:val="en-US"/>
-                              </w:rPr>
-                            </w:pPr>
-                            <w:r>
-                              <w:rPr>
-                                <w:rFonts w:ascii="Times New Roman" w:hAnsi="Times New Roman"/>
-                                <w:b w:val="0"/>
-                                <w:bCs/>
-                                <w:sz w:val="14"/>
-                                <w:szCs w:val="14"/>
-                                <w:lang w:val="en-US"/>
-                              </w:rPr>
-                              <w:t>Telephone: {</w:t>
-                            </w:r>
-                            <w:proofErr w:type="spellStart"/>
-                            <w:r>
-                              <w:rPr>
-                                <w:rFonts w:ascii="Times New Roman" w:hAnsi="Times New Roman"/>
-                                <w:b w:val="0"/>
-                                <w:bCs/>
-                                <w:sz w:val="14"/>
-                                <w:szCs w:val="14"/>
-                                <w:lang w:val="en-US"/>
-                              </w:rPr>
-                              <w:t>company_info_telephone</w:t>
-                            </w:r>
-                            <w:proofErr w:type="spellEnd"/>
-                            <w:r>
-                              <w:rPr>
-                                <w:rFonts w:ascii="Times New Roman" w:hAnsi="Times New Roman"/>
-                                <w:b w:val="0"/>
-                                <w:bCs/>
-                                <w:sz w:val="14"/>
-                                <w:szCs w:val="14"/>
-                                <w:lang w:val="en-US"/>
-                              </w:rPr>
-                              <w:t>}</w:t>
-                            </w:r>
-                          </w:p>
-                          <w:p>
-                            <w:pPr>
-                              <w:jc w:val="right"/>
-                              <w:rPr>
-                                <w:rFonts w:ascii="Times New Roman" w:hAnsi="Times New Roman"/>
-                                <w:b w:val="0"/>
-                                <w:bCs/>
-                                <w:sz w:val="14"/>
-                                <w:szCs w:val="14"/>
-                                <w:lang w:val="en-US"/>
-                              </w:rPr>
-                            </w:pPr>
-                            <w:r>
-                              <w:rPr>
-                                <w:rFonts w:ascii="Times New Roman" w:hAnsi="Times New Roman"/>
-                                <w:b w:val="0"/>
-                                <w:bCs/>
-                                <w:sz w:val="14"/>
-                                <w:szCs w:val="14"/>
-                              </w:rPr>
-                              <w:t>Fax:</w:t>
-                            </w:r>
-                            <w:r>
-                              <w:rPr>
-                                <w:rFonts w:ascii="Times New Roman" w:hAnsi="Times New Roman"/>
-                                <w:b w:val="0"/>
-                                <w:bCs/>
-                                <w:sz w:val="14"/>
-                                <w:szCs w:val="14"/>
-                                <w:lang w:val="en-US"/>
-                              </w:rPr>
-                              <w:t>{</w:t>
-                            </w:r>
-                            <w:proofErr w:type="spellStart"/>
-                            <w:r>
-                              <w:rPr>
-                                <w:rFonts w:ascii="Times New Roman" w:hAnsi="Times New Roman"/>
-                                <w:b w:val="0"/>
-                                <w:bCs/>
-                                <w:sz w:val="14"/>
-                                <w:szCs w:val="14"/>
-                                <w:lang w:val="en-US"/>
-                              </w:rPr>
-                              <w:t>company_info_fax</w:t>
-                            </w:r>
-                            <w:proofErr w:type="spellEnd"/>
-                            <w:r>
-                              <w:rPr>
-                                <w:rFonts w:ascii="Times New Roman" w:hAnsi="Times New Roman"/>
-                                <w:b w:val="0"/>
-                                <w:bCs/>
-                                <w:sz w:val="14"/>
-                                <w:szCs w:val="14"/>
-                                <w:lang w:val="en-US"/>
-                              </w:rPr>
-                              <w:t>}</w:t>
-                            </w:r>
-                          </w:p>
-                          <w:p>
-                            <w:pPr>
-                              <w:jc w:val="right"/>
-                              <w:rPr>
-                                <w:rFonts w:ascii="Times New Roman" w:hAnsi="Times New Roman"/>
-                                <w:b w:val="0"/>
-                                <w:bCs/>
-                                <w:sz w:val="14"/>
-                                <w:szCs w:val="14"/>
-                                <w:lang w:val="en-US"/>
-                              </w:rPr>
-                            </w:pPr>
-                          </w:p>
-                          <w:p>
-                            <w:pPr>
-                              <w:jc w:val="right"/>
-                              <w:rPr>
-                                <w:rFonts w:ascii="Times New Roman" w:hAnsi="Times New Roman"/>
-                                <w:b w:val="0"/>
-                                <w:bCs/>
-                                <w:sz w:val="14"/>
-                                <w:szCs w:val="14"/>
-                                <w:lang w:val="en-US"/>
-                              </w:rPr>
-                            </w:pPr>
-                            <w:r>
-                              <w:rPr>
-                                <w:rFonts w:ascii="Times New Roman" w:hAnsi="Times New Roman"/>
-                                <w:b w:val="0"/>
-                                <w:bCs/>
-                                <w:sz w:val="14"/>
-                                <w:szCs w:val="14"/>
-                                <w:lang w:val="en-US"/>
-                              </w:rPr>
-                              <w:t>Email: {</w:t>
-                            </w:r>
-                            <w:proofErr w:type="spellStart"/>
-                            <w:r>
-                              <w:rPr>
-                                <w:rFonts w:ascii="Times New Roman" w:hAnsi="Times New Roman"/>
-                                <w:b w:val="0"/>
-                                <w:bCs/>
-                                <w:sz w:val="14"/>
-                                <w:szCs w:val="14"/>
-                                <w:lang w:val="en-US"/>
-                              </w:rPr>
-                              <w:t>company_info_email</w:t>
-                            </w:r>
-                            <w:proofErr w:type="spellEnd"/>
-                            <w:r>
-                              <w:rPr>
-                                <w:rFonts w:ascii="Times New Roman" w:hAnsi="Times New Roman"/>
-                                <w:b w:val="0"/>
-                                <w:bCs/>
-                                <w:sz w:val="14"/>
-                                <w:szCs w:val="14"/>
-                                <w:lang w:val="en-US"/>
-                              </w:rPr>
-                              <w:t>}</w:t>
-                            </w:r>
-                          </w:p>
-                          <w:p>
-                            <w:pPr>
-                              <w:jc w:val="right"/>
-                              <w:rPr>
-                                <w:rFonts w:ascii="Times New Roman" w:hAnsi="Times New Roman"/>
-                                <w:b w:val="0"/>
-                                <w:bCs/>
-                                <w:sz w:val="14"/>
-                                <w:szCs w:val="14"/>
-                                <w:lang w:val="en-US"/>
-                              </w:rPr>
-                            </w:pPr>
-                            <w:r>
-                              <w:rPr>
-                                <w:rFonts w:ascii="Times New Roman" w:hAnsi="Times New Roman"/>
-                                <w:b w:val="0"/>
-                                <w:bCs/>
-                                <w:sz w:val="14"/>
-                                <w:szCs w:val="14"/>
-                              </w:rPr>
-                              <w:t xml:space="preserve">Web: </w:t>
-                            </w:r>
-                            <w:r>
-                              <w:rPr>
-                                <w:rFonts w:ascii="Times New Roman" w:hAnsi="Times New Roman"/>
-                                <w:b w:val="0"/>
-                                <w:bCs/>
-                                <w:sz w:val="14"/>
-                                <w:szCs w:val="14"/>
-                                <w:lang w:val="en-US"/>
-                              </w:rPr>
-                              <w:t>{</w:t>
-                            </w:r>
-                            <w:proofErr w:type="spellStart"/>
-                            <w:r>
-                              <w:rPr>
-                                <w:rFonts w:ascii="Times New Roman" w:hAnsi="Times New Roman"/>
-                                <w:b w:val="0"/>
-                                <w:bCs/>
-                                <w:sz w:val="14"/>
-                                <w:szCs w:val="14"/>
-                                <w:lang w:val="en-US"/>
-                              </w:rPr>
-                              <w:t>company_info_web</w:t>
-                            </w:r>
-                            <w:proofErr w:type="spellEnd"/>
-                            <w:r>
-                              <w:rPr>
-                                <w:rFonts w:ascii="Times New Roman" w:hAnsi="Times New Roman"/>
-                                <w:b w:val="0"/>
-                                <w:bCs/>
-                                <w:sz w:val="14"/>
-                                <w:szCs w:val="14"/>
-                                <w:lang w:val="en-US"/>
-                              </w:rPr>
-                              <w:t xml:space="preserve">} </w:t>
-                            </w:r>
-                          </w:p>
-                          <w:p>
-                            <w:pPr>
-                              <w:jc w:val="right"/>
-                              <w:rPr>
-                                <w:rFonts w:ascii="Times New Roman" w:hAnsi="Times New Roman"/>
-                                <w:b w:val="0"/>
-                                <w:bCs/>
-                                <w:sz w:val="14"/>
-                                <w:szCs w:val="14"/>
-                                <w:lang w:val="en-US"/>
-                              </w:rPr>
-                            </w:pPr>
-                          </w:p>
-                          <w:p>
-                            <w:pPr>
-                              <w:jc w:val="right"/>
-                              <w:rPr>
-                                <w:rFonts w:ascii="Times New Roman" w:hAnsi="Times New Roman"/>
-                                <w:b w:val="0"/>
-                                <w:bCs/>
-                                <w:lang w:val="en-US"/>
-                              </w:rPr>
-                            </w:pPr>
-                            <w:r>
-                              <w:rPr>
-                                <w:rFonts w:ascii="Times New Roman" w:hAnsi="Times New Roman"/>
-                                <w:bCs/>
-                                <w:sz w:val="14"/>
-                                <w:szCs w:val="14"/>
-                              </w:rPr>
-                              <w:t>{/</w:t>
-                            </w:r>
-                            <w:proofErr w:type="spellStart"/>
-                            <w:r>
-                              <w:rPr>
-                                <w:rFonts w:ascii="Times New Roman" w:hAnsi="Times New Roman"/>
-                                <w:bCs/>
-                                <w:sz w:val="14"/>
-                                <w:szCs w:val="14"/>
-                              </w:rPr>
-                              <w:t>header_show_full</w:t>
-                            </w:r>
-                            <w:proofErr w:type="spellEnd"/>
-                            <w:r>
-                              <w:rPr>
-                                <w:rFonts w:ascii="Times New Roman" w:hAnsi="Times New Roman"/>
-                                <w:bCs/>
-                                <w:sz w:val="14"/>
-                                <w:szCs w:val="14"/>
-                              </w:rPr>
-                              <w:t>}</w:t>
+                              </w:rPr>
+                              <w:t>{/header_show_full}</w:t>
                             </w:r>
                           </w:p>
                         </w:txbxContent>
@@ -1387,13 +1177,22 @@
                       <w:r>
                         <w:rPr>
                           <w:rFonts w:ascii="Times New Roman" w:hAnsi="Times New Roman"/>
-                          <w:b w:val="0"/>
-                          <w:bCs/>
-                          <w:sz w:val="14"/>
-                          <w:szCs w:val="14"/>
-                          <w:lang w:val="en-US"/>
-                        </w:rPr>
-                        <w:t>Telephone: {</w:t>
+                          <w:sz w:val="14"/>
+                          <w:szCs w:val="14"/>
+                          <w:lang w:val="en-US"/>
+                        </w:rPr>
+                        <w:t>Telephone:</w:t>
+                      </w:r>
+                      <w:r>
+                        <w:rPr>
+                          <w:rFonts w:ascii="Times New Roman" w:hAnsi="Times New Roman"/>
+                          <w:b w:val="0"/>
+                          <w:bCs/>
+                          <w:sz w:val="14"/>
+                          <w:szCs w:val="14"/>
+                          <w:lang w:val="en-US"/>
+                        </w:rPr>
+                        <w:t xml:space="preserve"> {</w:t>
                       </w:r>
                       <w:proofErr w:type="spellStart"/>
                       <w:r>
@@ -1435,12 +1234,20 @@
                       <w:r>
                         <w:rPr>
                           <w:rFonts w:ascii="Times New Roman" w:hAnsi="Times New Roman"/>
-                          <w:b w:val="0"/>
-                          <w:bCs/>
                           <w:sz w:val="14"/>
                           <w:szCs w:val="14"/>
                         </w:rPr>
                         <w:t>Fax:</w:t>
+                      </w:r>
+                      <w:r>
+                        <w:rPr>
+                          <w:rFonts w:ascii="Times New Roman" w:hAnsi="Times New Roman"/>
+                          <w:b w:val="0"/>
+                          <w:bCs/>
+                          <w:sz w:val="14"/>
+                          <w:szCs w:val="14"/>
+                        </w:rPr>
+                        <w:t xml:space="preserve"> </w:t>
                       </w:r>
                       <w:r>
                         <w:rPr>
@@ -1506,13 +1313,22 @@
                       <w:r>
                         <w:rPr>
                           <w:rFonts w:ascii="Times New Roman" w:hAnsi="Times New Roman"/>
-                          <w:b w:val="0"/>
-                          <w:bCs/>
-                          <w:sz w:val="14"/>
-                          <w:szCs w:val="14"/>
-                          <w:lang w:val="en-US"/>
-                        </w:rPr>
-                        <w:t>Email: {</w:t>
+                          <w:sz w:val="14"/>
+                          <w:szCs w:val="14"/>
+                          <w:lang w:val="en-US"/>
+                        </w:rPr>
+                        <w:t>Email:</w:t>
+                      </w:r>
+                      <w:r>
+                        <w:rPr>
+                          <w:rFonts w:ascii="Times New Roman" w:hAnsi="Times New Roman"/>
+                          <w:b w:val="0"/>
+                          <w:bCs/>
+                          <w:sz w:val="14"/>
+                          <w:szCs w:val="14"/>
+                          <w:lang w:val="en-US"/>
+                        </w:rPr>
+                        <w:t xml:space="preserve"> {</w:t>
                       </w:r>
                       <w:proofErr w:type="spellStart"/>
                       <w:r>
@@ -1554,12 +1370,20 @@
                       <w:r>
                         <w:rPr>
                           <w:rFonts w:ascii="Times New Roman" w:hAnsi="Times New Roman"/>
-                          <w:b w:val="0"/>
-                          <w:bCs/>
-                          <w:sz w:val="14"/>
-                          <w:szCs w:val="14"/>
-                        </w:rPr>
-                        <w:t xml:space="preserve">Web: </w:t>
+                          <w:sz w:val="14"/>
+                          <w:szCs w:val="14"/>
+                        </w:rPr>
+                        <w:t>Web:</w:t>
+                      </w:r>
+                      <w:r>
+                        <w:rPr>
+                          <w:rFonts w:ascii="Times New Roman" w:hAnsi="Times New Roman"/>
+                          <w:b w:val="0"/>
+                          <w:bCs/>
+                          <w:sz w:val="14"/>
+                          <w:szCs w:val="14"/>
+                        </w:rPr>
+                        <w:t xml:space="preserve"> </w:t>
                       </w:r>
                       <w:r>
                         <w:rPr>
@@ -1708,21 +1532,7 @@
               <w:rPr>
                 <w:lang w:val="en-US"/>
               </w:rPr>
-              <w:t>{Account__</w:t>
-            </w:r>
-            <w:proofErr w:type="spellStart"/>
-            <w:r>
-              <w:rPr>
-                <w:lang w:val="en-US"/>
-              </w:rPr>
-              <w:t>c.Name</w:t>
-            </w:r>
-            <w:proofErr w:type="spellEnd"/>
-            <w:r>
-              <w:rPr>
-                <w:lang w:val="en-US"/>
-              </w:rPr>
-              <w:t>}</w:t>
+              <w:t>{Account__c.Name}</w:t>
             </w:r>
           </w:p>
         </w:tc>
@@ -2159,9 +1969,76 @@
                 <w:szCs w:val="16"/>
                 <w:lang w:val="en-US"/>
               </w:rPr>
-              <w:t>Instruction__</w:t>
-            </w:r>
-            <w:proofErr w:type="spellStart"/>
+              <w:t>Instruction__c.Name</w:t>
+            </w:r>
+            <w:r>
+              <w:rPr>
+                <w:b w:val="0"/>
+                <w:sz w:val="16"/>
+                <w:szCs w:val="16"/>
+              </w:rPr>
+              <w:t>}</w:t>
+            </w:r>
+          </w:p>
+        </w:tc>
+        <w:tc>
+          <w:tcPr>
+            <w:tcW w:w="992" w:type="dxa"/>
+          </w:tcPr>
+          <w:p>
+            <w:pPr>
+              <w:rPr>
+                <w:b w:val="0"/>
+                <w:sz w:val="16"/>
+                <w:szCs w:val="16"/>
+              </w:rPr>
+            </w:pPr>
+            <w:r>
+              <w:rPr>
+                <w:b w:val="0"/>
+                <w:sz w:val="16"/>
+                <w:szCs w:val="16"/>
+              </w:rPr>
+              <w:t>{Sample_Result__c.Name}</w:t>
+            </w:r>
+          </w:p>
+        </w:tc>
+        <w:tc>
+          <w:tcPr>
+            <w:tcW w:w="819" w:type="dxa"/>
+          </w:tcPr>
+          <w:p>
+            <w:pPr>
+              <w:rPr>
+                <w:b w:val="0"/>
+                <w:sz w:val="16"/>
+                <w:szCs w:val="16"/>
+              </w:rPr>
+            </w:pPr>
+            <w:r>
+              <w:rPr>
+                <w:b w:val="0"/>
+                <w:sz w:val="16"/>
+                <w:szCs w:val="16"/>
+              </w:rPr>
+              <w:t>{</w:t>
+            </w:r>
+            <w:r>
+              <w:rPr>
+                <w:b w:val="0"/>
+                <w:sz w:val="16"/>
+                <w:szCs w:val="16"/>
+              </w:rPr>
+              <w:t>Instruction__c</w:t>
+            </w:r>
+            <w:r>
+              <w:rPr>
+                <w:b w:val="0"/>
+                <w:sz w:val="16"/>
+                <w:szCs w:val="16"/>
+              </w:rPr>
+              <w:t>.Commodity__c</w:t>
+            </w:r>
             <w:r>
               <w:rPr>
                 <w:b w:val="0"/>
@@ -2169,9 +2046,8 @@
                 <w:szCs w:val="16"/>
                 <w:lang w:val="en-US"/>
               </w:rPr>
-              <w:t>c.Name</w:t>
-            </w:r>
-            <w:proofErr w:type="spellEnd"/>
+              <w:t>.Name</w:t>
+            </w:r>
             <w:r>
               <w:rPr>
                 <w:b w:val="0"/>
@@ -2184,6 +2060,149 @@
         </w:tc>
         <w:tc>
           <w:tcPr>
+            <w:tcW w:w="900" w:type="dxa"/>
+          </w:tcPr>
+          <w:p>
+            <w:pPr>
+              <w:rPr>
+                <w:b w:val="0"/>
+                <w:sz w:val="16"/>
+                <w:szCs w:val="16"/>
+                <w:lang w:val="en-US"/>
+              </w:rPr>
+            </w:pPr>
+            <w:r>
+              <w:rPr>
+                <w:b w:val="0"/>
+                <w:sz w:val="16"/>
+                <w:szCs w:val="16"/>
+              </w:rPr>
+              <w:t>{</w:t>
+            </w:r>
+            <w:r>
+              <w:rPr>
+                <w:b w:val="0"/>
+                <w:sz w:val="16"/>
+                <w:szCs w:val="16"/>
+                <w:lang w:val="en-US"/>
+              </w:rPr>
+              <w:t>Instruction__c.Variety__c.Name</w:t>
+            </w:r>
+            <w:r>
+              <w:rPr>
+                <w:b w:val="0"/>
+                <w:sz w:val="16"/>
+                <w:szCs w:val="16"/>
+              </w:rPr>
+              <w:t>}</w:t>
+            </w:r>
+          </w:p>
+        </w:tc>
+        <w:tc>
+          <w:tcPr>
+            <w:tcW w:w="1258" w:type="dxa"/>
+          </w:tcPr>
+          <w:p>
+            <w:pPr>
+              <w:rPr>
+                <w:b w:val="0"/>
+                <w:sz w:val="16"/>
+                <w:szCs w:val="16"/>
+                <w:lang w:val="en-US"/>
+              </w:rPr>
+            </w:pPr>
+            <w:r>
+              <w:rPr>
+                <w:b w:val="0"/>
+                <w:sz w:val="16"/>
+                <w:szCs w:val="16"/>
+              </w:rPr>
+              <w:t>{</w:t>
+            </w:r>
+            <w:r>
+              <w:rPr>
+                <w:b w:val="0"/>
+                <w:sz w:val="16"/>
+                <w:szCs w:val="16"/>
+              </w:rPr>
+              <w:t>Sample_Result__</w:t>
+            </w:r>
+            <w:r>
+              <w:rPr>
+                <w:b w:val="0"/>
+                <w:sz w:val="16"/>
+                <w:szCs w:val="16"/>
+              </w:rPr>
+              <w:t>c</w:t>
+            </w:r>
+            <w:r>
+              <w:rPr>
+                <w:b w:val="0"/>
+                <w:sz w:val="16"/>
+                <w:szCs w:val="16"/>
+                <w:lang w:val="en-US"/>
+              </w:rPr>
+              <w:t>.</w:t>
+            </w:r>
+            <w:r>
+              <w:rPr>
+                <w:b w:val="0"/>
+                <w:sz w:val="16"/>
+                <w:szCs w:val="16"/>
+                <w:lang w:val="en-US"/>
+              </w:rPr>
+              <w:t>Sample_location__c</w:t>
+            </w:r>
+            <w:r>
+              <w:rPr>
+                <w:b w:val="0"/>
+                <w:sz w:val="16"/>
+                <w:szCs w:val="16"/>
+              </w:rPr>
+              <w:t>}</w:t>
+            </w:r>
+          </w:p>
+        </w:tc>
+        <w:tc>
+          <w:tcPr>
+            <w:tcW w:w="1134" w:type="dxa"/>
+          </w:tcPr>
+          <w:p>
+            <w:pPr>
+              <w:rPr>
+                <w:b w:val="0"/>
+                <w:sz w:val="16"/>
+                <w:szCs w:val="16"/>
+              </w:rPr>
+            </w:pPr>
+            <w:r>
+              <w:rPr>
+                <w:b w:val="0"/>
+                <w:sz w:val="16"/>
+                <w:szCs w:val="16"/>
+              </w:rPr>
+              <w:t>{Sample_Result__</w:t>
+            </w:r>
+            <w:r>
+              <w:rPr>
+                <w:b w:val="0"/>
+                <w:sz w:val="16"/>
+                <w:szCs w:val="16"/>
+              </w:rPr>
+              <w:t>c.Moisture__c</w:t>
+            </w:r>
+            <w:r>
+              <w:rPr>
+                <w:b w:val="0"/>
+                <w:sz w:val="16"/>
+                <w:szCs w:val="16"/>
+              </w:rPr>
+              <w:t>}</w:t>
+            </w:r>
+          </w:p>
+        </w:tc>
+        <w:tc>
+          <w:tcPr>
             <w:tcW w:w="992" w:type="dxa"/>
           </w:tcPr>
           <w:p>
@@ -2202,16 +2221,52 @@
               </w:rPr>
               <w:t>{Sample_Result__</w:t>
             </w:r>
-            <w:proofErr w:type="spellStart"/>
-            <w:r>
-              <w:rPr>
-                <w:b w:val="0"/>
-                <w:sz w:val="16"/>
-                <w:szCs w:val="16"/>
-              </w:rPr>
-              <w:t>c.Name</w:t>
-            </w:r>
-            <w:proofErr w:type="spellEnd"/>
+            <w:r>
+              <w:rPr>
+                <w:b w:val="0"/>
+                <w:sz w:val="16"/>
+                <w:szCs w:val="16"/>
+              </w:rPr>
+              <w:t>c.Specific_Weight__c}</w:t>
+            </w:r>
+          </w:p>
+        </w:tc>
+        <w:tc>
+          <w:tcPr>
+            <w:tcW w:w="1134" w:type="dxa"/>
+          </w:tcPr>
+          <w:p>
+            <w:pPr>
+              <w:rPr>
+                <w:b w:val="0"/>
+                <w:sz w:val="16"/>
+                <w:szCs w:val="16"/>
+              </w:rPr>
+            </w:pPr>
+            <w:r>
+              <w:rPr>
+                <w:b w:val="0"/>
+                <w:sz w:val="16"/>
+                <w:szCs w:val="16"/>
+              </w:rPr>
+              <w:t>{Sample_Result__</w:t>
+            </w:r>
+            <w:r>
+              <w:rPr>
+                <w:b w:val="0"/>
+                <w:sz w:val="16"/>
+                <w:szCs w:val="16"/>
+              </w:rPr>
+              <w:t>c.</w:t>
+            </w:r>
+            <w:r>
+              <w:rPr>
+                <w:b w:val="0"/>
+                <w:sz w:val="16"/>
+                <w:szCs w:val="16"/>
+              </w:rPr>
+              <w:t>Nitrogen__c</w:t>
+            </w:r>
             <w:r>
               <w:rPr>
                 <w:b w:val="0"/>
@@ -2224,7 +2279,7 @@
         </w:tc>
         <w:tc>
           <w:tcPr>
-            <w:tcW w:w="819" w:type="dxa"/>
+            <w:tcW w:w="709" w:type="dxa"/>
           </w:tcPr>
           <w:p>
             <w:pPr>
@@ -2240,34 +2295,183 @@
                 <w:sz w:val="16"/>
                 <w:szCs w:val="16"/>
               </w:rPr>
-              <w:t>{</w:t>
-            </w:r>
-            <w:proofErr w:type="spellStart"/>
-            <w:r>
-              <w:rPr>
-                <w:b w:val="0"/>
-                <w:sz w:val="16"/>
-                <w:szCs w:val="16"/>
-              </w:rPr>
-              <w:t>Instruction__c</w:t>
-            </w:r>
-            <w:r>
-              <w:rPr>
-                <w:b w:val="0"/>
-                <w:sz w:val="16"/>
-                <w:szCs w:val="16"/>
-              </w:rPr>
-              <w:t>.Commodity__c</w:t>
-            </w:r>
-            <w:proofErr w:type="spellEnd"/>
-            <w:r>
-              <w:rPr>
-                <w:b w:val="0"/>
-                <w:sz w:val="16"/>
-                <w:szCs w:val="16"/>
-                <w:lang w:val="en-US"/>
-              </w:rPr>
-              <w:t>.Name</w:t>
+              <w:t>{Sample_Result__</w:t>
+            </w:r>
+            <w:r>
+              <w:rPr>
+                <w:b w:val="0"/>
+                <w:sz w:val="16"/>
+                <w:szCs w:val="16"/>
+              </w:rPr>
+              <w:t>c.</w:t>
+            </w:r>
+            <w:r>
+              <w:rPr>
+                <w:b w:val="0"/>
+                <w:sz w:val="16"/>
+                <w:szCs w:val="16"/>
+              </w:rPr>
+              <w:t>SCR_S_20</w:t>
+            </w:r>
+            <w:r>
+              <w:rPr>
+                <w:b w:val="0"/>
+                <w:sz w:val="16"/>
+                <w:szCs w:val="16"/>
+              </w:rPr>
+              <w:t>__c}</w:t>
+            </w:r>
+          </w:p>
+        </w:tc>
+        <w:tc>
+          <w:tcPr>
+            <w:tcW w:w="709" w:type="dxa"/>
+          </w:tcPr>
+          <w:p>
+            <w:pPr>
+              <w:rPr>
+                <w:b w:val="0"/>
+                <w:sz w:val="16"/>
+                <w:szCs w:val="16"/>
+              </w:rPr>
+            </w:pPr>
+            <w:r>
+              <w:rPr>
+                <w:b w:val="0"/>
+                <w:sz w:val="16"/>
+                <w:szCs w:val="16"/>
+              </w:rPr>
+              <w:t>{Sample_Result__</w:t>
+            </w:r>
+            <w:r>
+              <w:rPr>
+                <w:b w:val="0"/>
+                <w:sz w:val="16"/>
+                <w:szCs w:val="16"/>
+              </w:rPr>
+              <w:t>c.</w:t>
+            </w:r>
+            <w:r>
+              <w:rPr>
+                <w:b w:val="0"/>
+                <w:sz w:val="16"/>
+                <w:szCs w:val="16"/>
+              </w:rPr>
+              <w:t>SCR_S_225</w:t>
+            </w:r>
+            <w:r>
+              <w:rPr>
+                <w:b w:val="0"/>
+                <w:sz w:val="16"/>
+                <w:szCs w:val="16"/>
+              </w:rPr>
+              <w:t>__c}</w:t>
+            </w:r>
+          </w:p>
+        </w:tc>
+        <w:tc>
+          <w:tcPr>
+            <w:tcW w:w="709" w:type="dxa"/>
+          </w:tcPr>
+          <w:p>
+            <w:pPr>
+              <w:rPr>
+                <w:b w:val="0"/>
+                <w:sz w:val="16"/>
+                <w:szCs w:val="16"/>
+              </w:rPr>
+            </w:pPr>
+            <w:r>
+              <w:rPr>
+                <w:b w:val="0"/>
+                <w:sz w:val="16"/>
+                <w:szCs w:val="16"/>
+              </w:rPr>
+              <w:t>{Sample_Result__</w:t>
+            </w:r>
+            <w:r>
+              <w:rPr>
+                <w:b w:val="0"/>
+                <w:sz w:val="16"/>
+                <w:szCs w:val="16"/>
+              </w:rPr>
+              <w:t>c.</w:t>
+            </w:r>
+            <w:r>
+              <w:rPr>
+                <w:b w:val="0"/>
+                <w:sz w:val="16"/>
+                <w:szCs w:val="16"/>
+              </w:rPr>
+              <w:t>SCR_S_25</w:t>
+            </w:r>
+            <w:r>
+              <w:rPr>
+                <w:b w:val="0"/>
+                <w:sz w:val="16"/>
+                <w:szCs w:val="16"/>
+              </w:rPr>
+              <w:t>__c}</w:t>
+            </w:r>
+          </w:p>
+        </w:tc>
+        <w:tc>
+          <w:tcPr>
+            <w:tcW w:w="850" w:type="dxa"/>
+          </w:tcPr>
+          <w:p>
+            <w:pPr>
+              <w:rPr>
+                <w:b w:val="0"/>
+                <w:sz w:val="16"/>
+                <w:szCs w:val="16"/>
+              </w:rPr>
+            </w:pPr>
+            <w:r>
+              <w:rPr>
+                <w:b w:val="0"/>
+                <w:sz w:val="16"/>
+                <w:szCs w:val="16"/>
+              </w:rPr>
+              <w:t>{admixtures}</w:t>
+            </w:r>
+          </w:p>
+        </w:tc>
+        <w:tc>
+          <w:tcPr>
+            <w:tcW w:w="851" w:type="dxa"/>
+          </w:tcPr>
+          <w:p>
+            <w:pPr>
+              <w:rPr>
+                <w:b w:val="0"/>
+                <w:sz w:val="16"/>
+                <w:szCs w:val="16"/>
+              </w:rPr>
+            </w:pPr>
+            <w:r>
+              <w:rPr>
+                <w:b w:val="0"/>
+                <w:sz w:val="16"/>
+                <w:szCs w:val="16"/>
+              </w:rPr>
+              <w:t>{Sample_Result__</w:t>
+            </w:r>
+            <w:r>
+              <w:rPr>
+                <w:b w:val="0"/>
+                <w:sz w:val="16"/>
+                <w:szCs w:val="16"/>
+              </w:rPr>
+              <w:t>c.</w:t>
+            </w:r>
+            <w:r>
+              <w:rPr>
+                <w:b w:val="0"/>
+                <w:sz w:val="16"/>
+                <w:szCs w:val="16"/>
+              </w:rPr>
+              <w:t>Germination__c</w:t>
             </w:r>
             <w:r>
               <w:rPr>
@@ -2281,7 +2485,7 @@
         </w:tc>
         <w:tc>
           <w:tcPr>
-            <w:tcW w:w="900" w:type="dxa"/>
+            <w:tcW w:w="992" w:type="dxa"/>
           </w:tcPr>
           <w:p>
             <w:pPr>
@@ -2289,7 +2493,6 @@
                 <w:b w:val="0"/>
                 <w:sz w:val="16"/>
                 <w:szCs w:val="16"/>
-                <w:lang w:val="en-US"/>
               </w:rPr>
             </w:pPr>
             <w:r>
@@ -2298,28 +2501,24 @@
                 <w:sz w:val="16"/>
                 <w:szCs w:val="16"/>
               </w:rPr>
-              <w:t>{</w:t>
-            </w:r>
-            <w:r>
-              <w:rPr>
-                <w:b w:val="0"/>
-                <w:sz w:val="16"/>
-                <w:szCs w:val="16"/>
-                <w:lang w:val="en-US"/>
-              </w:rPr>
-              <w:t>Instruction__c.Variety__</w:t>
-            </w:r>
-            <w:proofErr w:type="spellStart"/>
-            <w:r>
-              <w:rPr>
-                <w:b w:val="0"/>
-                <w:sz w:val="16"/>
-                <w:szCs w:val="16"/>
-                <w:lang w:val="en-US"/>
-              </w:rPr>
-              <w:t>c.Name</w:t>
-            </w:r>
-            <w:proofErr w:type="spellEnd"/>
+              <w:t>{Sample_Result__</w:t>
+            </w:r>
+            <w:r>
+              <w:rPr>
+                <w:b w:val="0"/>
+                <w:sz w:val="16"/>
+                <w:szCs w:val="16"/>
+              </w:rPr>
+              <w:t>c.</w:t>
+            </w:r>
+            <w:r>
+              <w:rPr>
+                <w:b w:val="0"/>
+                <w:sz w:val="16"/>
+                <w:szCs w:val="16"/>
+              </w:rPr>
+              <w:t>Broken_Grains__c</w:t>
+            </w:r>
             <w:r>
               <w:rPr>
                 <w:b w:val="0"/>
@@ -2332,7 +2531,7 @@
         </w:tc>
         <w:tc>
           <w:tcPr>
-            <w:tcW w:w="1258" w:type="dxa"/>
+            <w:tcW w:w="992" w:type="dxa"/>
           </w:tcPr>
           <w:p>
             <w:pPr>
@@ -2340,7 +2539,6 @@
                 <w:b w:val="0"/>
                 <w:sz w:val="16"/>
                 <w:szCs w:val="16"/>
-                <w:lang w:val="en-US"/>
               </w:rPr>
             </w:pPr>
             <w:r>
@@ -2349,46 +2547,24 @@
                 <w:sz w:val="16"/>
                 <w:szCs w:val="16"/>
               </w:rPr>
-              <w:t>{</w:t>
-            </w:r>
-            <w:proofErr w:type="spellStart"/>
-            <w:r>
-              <w:rPr>
-                <w:b w:val="0"/>
-                <w:sz w:val="16"/>
-                <w:szCs w:val="16"/>
-              </w:rPr>
-              <w:t>Sample_Result__</w:t>
-            </w:r>
-            <w:r>
-              <w:rPr>
-                <w:b w:val="0"/>
-                <w:sz w:val="16"/>
-                <w:szCs w:val="16"/>
-              </w:rPr>
-              <w:t>c</w:t>
-            </w:r>
-            <w:proofErr w:type="spellEnd"/>
-            <w:r>
-              <w:rPr>
-                <w:b w:val="0"/>
-                <w:sz w:val="16"/>
-                <w:szCs w:val="16"/>
-                <w:lang w:val="en-US"/>
-              </w:rPr>
-              <w:t>.</w:t>
-            </w:r>
-            <w:proofErr w:type="spellStart"/>
-            <w:r>
-              <w:rPr>
-                <w:b w:val="0"/>
-                <w:sz w:val="16"/>
-                <w:szCs w:val="16"/>
-                <w:lang w:val="en-US"/>
-              </w:rPr>
-              <w:t>Sample_location__c</w:t>
-            </w:r>
-            <w:proofErr w:type="spellEnd"/>
+              <w:t>{Sample_Result__</w:t>
+            </w:r>
+            <w:r>
+              <w:rPr>
+                <w:b w:val="0"/>
+                <w:sz w:val="16"/>
+                <w:szCs w:val="16"/>
+              </w:rPr>
+              <w:t>c.</w:t>
+            </w:r>
+            <w:r>
+              <w:rPr>
+                <w:b w:val="0"/>
+                <w:sz w:val="16"/>
+                <w:szCs w:val="16"/>
+              </w:rPr>
+              <w:t>Skinned__c</w:t>
+            </w:r>
             <w:r>
               <w:rPr>
                 <w:b w:val="0"/>
@@ -2417,26 +2593,24 @@
                 <w:sz w:val="16"/>
                 <w:szCs w:val="16"/>
               </w:rPr>
-              <w:t>{</w:t>
-            </w:r>
-            <w:proofErr w:type="spellStart"/>
-            <w:r>
-              <w:rPr>
-                <w:b w:val="0"/>
-                <w:sz w:val="16"/>
-                <w:szCs w:val="16"/>
-              </w:rPr>
-              <w:t>Sample_Result__</w:t>
-            </w:r>
-            <w:r>
-              <w:rPr>
-                <w:b w:val="0"/>
-                <w:sz w:val="16"/>
-                <w:szCs w:val="16"/>
-              </w:rPr>
-              <w:t>c.Moisture__c</w:t>
-            </w:r>
-            <w:proofErr w:type="spellEnd"/>
+              <w:t>{Sample_Result__</w:t>
+            </w:r>
+            <w:r>
+              <w:rPr>
+                <w:b w:val="0"/>
+                <w:sz w:val="16"/>
+                <w:szCs w:val="16"/>
+              </w:rPr>
+              <w:t>c.</w:t>
+            </w:r>
+            <w:r>
+              <w:rPr>
+                <w:b w:val="0"/>
+                <w:sz w:val="16"/>
+                <w:szCs w:val="16"/>
+              </w:rPr>
+              <w:t>Hardness__c</w:t>
+            </w:r>
             <w:r>
               <w:rPr>
                 <w:b w:val="0"/>
@@ -2445,494 +2619,6 @@
               </w:rPr>
               <w:t>}</w:t>
             </w:r>
-          </w:p>
-        </w:tc>
-        <w:tc>
-          <w:tcPr>
-            <w:tcW w:w="992" w:type="dxa"/>
-          </w:tcPr>
-          <w:p>
-            <w:pPr>
-              <w:rPr>
-                <w:b w:val="0"/>
-                <w:sz w:val="16"/>
-                <w:szCs w:val="16"/>
-              </w:rPr>
-            </w:pPr>
-            <w:r>
-              <w:rPr>
-                <w:b w:val="0"/>
-                <w:sz w:val="16"/>
-                <w:szCs w:val="16"/>
-              </w:rPr>
-              <w:t>{</w:t>
-            </w:r>
-            <w:proofErr w:type="spellStart"/>
-            <w:r>
-              <w:rPr>
-                <w:b w:val="0"/>
-                <w:sz w:val="16"/>
-                <w:szCs w:val="16"/>
-              </w:rPr>
-              <w:t>Sample_Result__</w:t>
-            </w:r>
-            <w:r>
-              <w:rPr>
-                <w:b w:val="0"/>
-                <w:sz w:val="16"/>
-                <w:szCs w:val="16"/>
-              </w:rPr>
-              <w:t>c.Specific_Weight__c</w:t>
-            </w:r>
-            <w:proofErr w:type="spellEnd"/>
-            <w:r>
-              <w:rPr>
-                <w:b w:val="0"/>
-                <w:sz w:val="16"/>
-                <w:szCs w:val="16"/>
-              </w:rPr>
-              <w:t>}</w:t>
-            </w:r>
-          </w:p>
-        </w:tc>
-        <w:tc>
-          <w:tcPr>
-            <w:tcW w:w="1134" w:type="dxa"/>
-          </w:tcPr>
-          <w:p>
-            <w:pPr>
-              <w:rPr>
-                <w:b w:val="0"/>
-                <w:sz w:val="16"/>
-                <w:szCs w:val="16"/>
-              </w:rPr>
-            </w:pPr>
-            <w:r>
-              <w:rPr>
-                <w:b w:val="0"/>
-                <w:sz w:val="16"/>
-                <w:szCs w:val="16"/>
-              </w:rPr>
-              <w:t>{</w:t>
-            </w:r>
-            <w:proofErr w:type="spellStart"/>
-            <w:r>
-              <w:rPr>
-                <w:b w:val="0"/>
-                <w:sz w:val="16"/>
-                <w:szCs w:val="16"/>
-              </w:rPr>
-              <w:t>Sample_Result__</w:t>
-            </w:r>
-            <w:r>
-              <w:rPr>
-                <w:b w:val="0"/>
-                <w:sz w:val="16"/>
-                <w:szCs w:val="16"/>
-              </w:rPr>
-              <w:t>c.</w:t>
-            </w:r>
-            <w:r>
-              <w:rPr>
-                <w:b w:val="0"/>
-                <w:sz w:val="16"/>
-                <w:szCs w:val="16"/>
-              </w:rPr>
-              <w:t>Nitrogen__c</w:t>
-            </w:r>
-            <w:proofErr w:type="spellEnd"/>
-            <w:r>
-              <w:rPr>
-                <w:b w:val="0"/>
-                <w:sz w:val="16"/>
-                <w:szCs w:val="16"/>
-              </w:rPr>
-              <w:t>}</w:t>
-            </w:r>
-          </w:p>
-        </w:tc>
-        <w:tc>
-          <w:tcPr>
-            <w:tcW w:w="709" w:type="dxa"/>
-          </w:tcPr>
-          <w:p>
-            <w:pPr>
-              <w:rPr>
-                <w:b w:val="0"/>
-                <w:sz w:val="16"/>
-                <w:szCs w:val="16"/>
-              </w:rPr>
-            </w:pPr>
-            <w:r>
-              <w:rPr>
-                <w:b w:val="0"/>
-                <w:sz w:val="16"/>
-                <w:szCs w:val="16"/>
-              </w:rPr>
-              <w:t>{Sample_Result__</w:t>
-            </w:r>
-            <w:r>
-              <w:rPr>
-                <w:b w:val="0"/>
-                <w:sz w:val="16"/>
-                <w:szCs w:val="16"/>
-              </w:rPr>
-              <w:t>c.</w:t>
-            </w:r>
-            <w:r>
-              <w:rPr>
-                <w:b w:val="0"/>
-                <w:sz w:val="16"/>
-                <w:szCs w:val="16"/>
-              </w:rPr>
-              <w:t>SCR_S_20</w:t>
-            </w:r>
-            <w:r>
-              <w:rPr>
-                <w:b w:val="0"/>
-                <w:sz w:val="16"/>
-                <w:szCs w:val="16"/>
-              </w:rPr>
-              <w:t>__c}</w:t>
-            </w:r>
-          </w:p>
-        </w:tc>
-        <w:tc>
-          <w:tcPr>
-            <w:tcW w:w="709" w:type="dxa"/>
-          </w:tcPr>
-          <w:p>
-            <w:pPr>
-              <w:rPr>
-                <w:b w:val="0"/>
-                <w:sz w:val="16"/>
-                <w:szCs w:val="16"/>
-              </w:rPr>
-            </w:pPr>
-            <w:r>
-              <w:rPr>
-                <w:b w:val="0"/>
-                <w:sz w:val="16"/>
-                <w:szCs w:val="16"/>
-              </w:rPr>
-              <w:t>{Sample_Result__</w:t>
-            </w:r>
-            <w:r>
-              <w:rPr>
-                <w:b w:val="0"/>
-                <w:sz w:val="16"/>
-                <w:szCs w:val="16"/>
-              </w:rPr>
-              <w:t>c.</w:t>
-            </w:r>
-            <w:r>
-              <w:rPr>
-                <w:b w:val="0"/>
-                <w:sz w:val="16"/>
-                <w:szCs w:val="16"/>
-              </w:rPr>
-              <w:t>SCR_S_225</w:t>
-            </w:r>
-            <w:r>
-              <w:rPr>
-                <w:b w:val="0"/>
-                <w:sz w:val="16"/>
-                <w:szCs w:val="16"/>
-              </w:rPr>
-              <w:t>__c}</w:t>
-            </w:r>
-          </w:p>
-        </w:tc>
-        <w:tc>
-          <w:tcPr>
-            <w:tcW w:w="709" w:type="dxa"/>
-          </w:tcPr>
-          <w:p>
-            <w:pPr>
-              <w:rPr>
-                <w:b w:val="0"/>
-                <w:sz w:val="16"/>
-                <w:szCs w:val="16"/>
-              </w:rPr>
-            </w:pPr>
-            <w:r>
-              <w:rPr>
-                <w:b w:val="0"/>
-                <w:sz w:val="16"/>
-                <w:szCs w:val="16"/>
-              </w:rPr>
-              <w:t>{Sample_Result__</w:t>
-            </w:r>
-            <w:r>
-              <w:rPr>
-                <w:b w:val="0"/>
-                <w:sz w:val="16"/>
-                <w:szCs w:val="16"/>
-              </w:rPr>
-              <w:t>c.</w:t>
-            </w:r>
-            <w:r>
-              <w:rPr>
-                <w:b w:val="0"/>
-                <w:sz w:val="16"/>
-                <w:szCs w:val="16"/>
-              </w:rPr>
-              <w:t>SCR_S_25</w:t>
-            </w:r>
-            <w:r>
-              <w:rPr>
-                <w:b w:val="0"/>
-                <w:sz w:val="16"/>
-                <w:szCs w:val="16"/>
-              </w:rPr>
-              <w:t>__c}</w:t>
-            </w:r>
-          </w:p>
-        </w:tc>
-        <w:tc>
-          <w:tcPr>
-            <w:tcW w:w="850" w:type="dxa"/>
-          </w:tcPr>
-          <w:p>
-            <w:pPr>
-              <w:rPr>
-                <w:b w:val="0"/>
-                <w:sz w:val="16"/>
-                <w:szCs w:val="16"/>
-              </w:rPr>
-            </w:pPr>
-            <w:r>
-              <w:rPr>
-                <w:b w:val="0"/>
-                <w:sz w:val="16"/>
-                <w:szCs w:val="16"/>
-              </w:rPr>
-              <w:t>{admixtures}</w:t>
-            </w:r>
-          </w:p>
-        </w:tc>
-        <w:tc>
-          <w:tcPr>
-            <w:tcW w:w="851" w:type="dxa"/>
-          </w:tcPr>
-          <w:p>
-            <w:pPr>
-              <w:rPr>
-                <w:b w:val="0"/>
-                <w:sz w:val="16"/>
-                <w:szCs w:val="16"/>
-              </w:rPr>
-            </w:pPr>
-            <w:r>
-              <w:rPr>
-                <w:b w:val="0"/>
-                <w:sz w:val="16"/>
-                <w:szCs w:val="16"/>
-              </w:rPr>
-              <w:t>{</w:t>
-            </w:r>
-            <w:proofErr w:type="spellStart"/>
-            <w:r>
-              <w:rPr>
-                <w:b w:val="0"/>
-                <w:sz w:val="16"/>
-                <w:szCs w:val="16"/>
-              </w:rPr>
-              <w:t>Sample_Result__</w:t>
-            </w:r>
-            <w:r>
-              <w:rPr>
-                <w:b w:val="0"/>
-                <w:sz w:val="16"/>
-                <w:szCs w:val="16"/>
-              </w:rPr>
-              <w:t>c.</w:t>
-            </w:r>
-            <w:r>
-              <w:rPr>
-                <w:b w:val="0"/>
-                <w:sz w:val="16"/>
-                <w:szCs w:val="16"/>
-              </w:rPr>
-              <w:t>Germination__c</w:t>
-            </w:r>
-            <w:proofErr w:type="spellEnd"/>
-            <w:r>
-              <w:rPr>
-                <w:b w:val="0"/>
-                <w:sz w:val="16"/>
-                <w:szCs w:val="16"/>
-              </w:rPr>
-              <w:t>}</w:t>
-            </w:r>
-          </w:p>
-        </w:tc>
-        <w:tc>
-          <w:tcPr>
-            <w:tcW w:w="992" w:type="dxa"/>
-          </w:tcPr>
-          <w:p>
-            <w:pPr>
-              <w:rPr>
-                <w:b w:val="0"/>
-                <w:sz w:val="16"/>
-                <w:szCs w:val="16"/>
-              </w:rPr>
-            </w:pPr>
-            <w:r>
-              <w:rPr>
-                <w:b w:val="0"/>
-                <w:sz w:val="16"/>
-                <w:szCs w:val="16"/>
-              </w:rPr>
-              <w:t>{</w:t>
-            </w:r>
-            <w:proofErr w:type="spellStart"/>
-            <w:r>
-              <w:rPr>
-                <w:b w:val="0"/>
-                <w:sz w:val="16"/>
-                <w:szCs w:val="16"/>
-              </w:rPr>
-              <w:t>Sample_Result__</w:t>
-            </w:r>
-            <w:r>
-              <w:rPr>
-                <w:b w:val="0"/>
-                <w:sz w:val="16"/>
-                <w:szCs w:val="16"/>
-              </w:rPr>
-              <w:t>c.</w:t>
-            </w:r>
-            <w:r>
-              <w:rPr>
-                <w:b w:val="0"/>
-                <w:sz w:val="16"/>
-                <w:szCs w:val="16"/>
-              </w:rPr>
-              <w:t>Broken_Grains__c</w:t>
-            </w:r>
-            <w:proofErr w:type="spellEnd"/>
-            <w:r>
-              <w:rPr>
-                <w:b w:val="0"/>
-                <w:sz w:val="16"/>
-                <w:szCs w:val="16"/>
-              </w:rPr>
-              <w:t>}</w:t>
-            </w:r>
-          </w:p>
-        </w:tc>
-        <w:tc>
-          <w:tcPr>
-            <w:tcW w:w="992" w:type="dxa"/>
-          </w:tcPr>
-          <w:p>
-            <w:pPr>
-              <w:rPr>
-                <w:b w:val="0"/>
-                <w:sz w:val="16"/>
-                <w:szCs w:val="16"/>
-              </w:rPr>
-            </w:pPr>
-            <w:r>
-              <w:rPr>
-                <w:b w:val="0"/>
-                <w:sz w:val="16"/>
-                <w:szCs w:val="16"/>
-              </w:rPr>
-              <w:t>{</w:t>
-            </w:r>
-            <w:proofErr w:type="spellStart"/>
-            <w:r>
-              <w:rPr>
-                <w:b w:val="0"/>
-                <w:sz w:val="16"/>
-                <w:szCs w:val="16"/>
-              </w:rPr>
-              <w:t>Sample_Result__</w:t>
-            </w:r>
-            <w:r>
-              <w:rPr>
-                <w:b w:val="0"/>
-                <w:sz w:val="16"/>
-                <w:szCs w:val="16"/>
-              </w:rPr>
-              <w:t>c.</w:t>
-            </w:r>
-            <w:r>
-              <w:rPr>
-                <w:b w:val="0"/>
-                <w:sz w:val="16"/>
-                <w:szCs w:val="16"/>
-              </w:rPr>
-              <w:t>Skinned__c</w:t>
-            </w:r>
-            <w:proofErr w:type="spellEnd"/>
-            <w:r>
-              <w:rPr>
-                <w:b w:val="0"/>
-                <w:sz w:val="16"/>
-                <w:szCs w:val="16"/>
-              </w:rPr>
-              <w:t>}</w:t>
-            </w:r>
-          </w:p>
-        </w:tc>
-        <w:tc>
-          <w:tcPr>
-            <w:tcW w:w="1134" w:type="dxa"/>
-          </w:tcPr>
-          <w:p>
-            <w:pPr>
-              <w:rPr>
-                <w:b w:val="0"/>
-                <w:sz w:val="16"/>
-                <w:szCs w:val="16"/>
-              </w:rPr>
-            </w:pPr>
-            <w:r>
-              <w:rPr>
-                <w:b w:val="0"/>
-                <w:sz w:val="16"/>
-                <w:szCs w:val="16"/>
-              </w:rPr>
-              <w:t>{</w:t>
-            </w:r>
-            <w:proofErr w:type="spellStart"/>
-            <w:r>
-              <w:rPr>
-                <w:b w:val="0"/>
-                <w:sz w:val="16"/>
-                <w:szCs w:val="16"/>
-              </w:rPr>
-              <w:t>Sample_Result__</w:t>
-            </w:r>
-            <w:r>
-              <w:rPr>
-                <w:b w:val="0"/>
-                <w:sz w:val="16"/>
-                <w:szCs w:val="16"/>
-              </w:rPr>
-              <w:t>c.</w:t>
-            </w:r>
-            <w:r>
-              <w:rPr>
-                <w:b w:val="0"/>
-                <w:sz w:val="16"/>
-                <w:szCs w:val="16"/>
-              </w:rPr>
-              <w:t>Hardness__c</w:t>
-            </w:r>
-            <w:proofErr w:type="spellEnd"/>
-            <w:r>
-              <w:rPr>
-                <w:b w:val="0"/>
-                <w:sz w:val="16"/>
-                <w:szCs w:val="16"/>
-              </w:rPr>
-              <w:t>}</w:t>
-            </w:r>
             <w:r>
               <w:rPr>
                 <w:b w:val="0"/>
@@ -2941,7 +2627,6 @@
               </w:rPr>
               <w:t>{/</w:t>
             </w:r>
-            <w:proofErr w:type="spellStart"/>
             <w:r>
               <w:rPr>
                 <w:b w:val="0"/>
@@ -2950,7 +2635,6 @@
               </w:rPr>
               <w:t>sample_instruction_rows</w:t>
             </w:r>
-            <w:proofErr w:type="spellEnd"/>
             <w:r>
               <w:rPr>
                 <w:b w:val="0"/>
@@ -3324,6 +3008,7 @@
   <w:style w:type="character" w:default="1" w:styleId="DefaultParagraphFont">
     <w:name w:val="Default Paragraph Font"/>
     <w:uiPriority w:val="1"/>
+    <w:semiHidden/>
     <w:unhideWhenUsed/>
   </w:style>
   <w:style w:type="table" w:default="1" w:styleId="TableNormal">

--- a/src/templates/template_sample_results_B (1).docx
+++ b/src/templates/template_sample_results_B (1).docx
@@ -10,7 +10,311 @@
         <mc:AlternateContent>
           <mc:Choice Requires="wps">
             <w:drawing>
-              <wp:anchor distT="0" distB="0" distL="114300" distR="114300" simplePos="0" relativeHeight="251663360" behindDoc="0" locked="0" layoutInCell="1" allowOverlap="1" wp14:anchorId="0FFDB090" wp14:editId="73AF2C46">
+              <wp:anchor distT="0" distB="0" distL="114300" distR="114300" simplePos="0" relativeHeight="251659264" behindDoc="0" locked="0" layoutInCell="1" allowOverlap="1" wp14:anchorId="21C2D458" wp14:editId="14F9C1EE">
+                <wp:simplePos x="0" y="0"/>
+                <wp:positionH relativeFrom="margin">
+                  <wp:align>left</wp:align>
+                </wp:positionH>
+                <wp:positionV relativeFrom="paragraph">
+                  <wp:posOffset>-629285</wp:posOffset>
+                </wp:positionV>
+                <wp:extent cx="3895725" cy="1752600"/>
+                <wp:effectExtent l="0" t="0" r="0" b="0"/>
+                <wp:wrapNone/>
+                <wp:docPr id="4" name="Text Box 4"/>
+                <wp:cNvGraphicFramePr/>
+                <a:graphic xmlns:a="http://schemas.openxmlformats.org/drawingml/2006/main">
+                  <a:graphicData uri="http://schemas.microsoft.com/office/word/2010/wordprocessingShape">
+                    <wps:wsp>
+                      <wps:cNvSpPr txBox="1"/>
+                      <wps:spPr>
+                        <a:xfrm>
+                          <a:off x="0" y="0"/>
+                          <a:ext cx="3895725" cy="1752600"/>
+                        </a:xfrm>
+                        <a:prstGeom prst="rect">
+                          <a:avLst/>
+                        </a:prstGeom>
+                        <a:noFill/>
+                        <a:ln>
+                          <a:noFill/>
+                        </a:ln>
+                      </wps:spPr>
+                      <wps:style>
+                        <a:lnRef idx="0">
+                          <a:scrgbClr r="0" g="0" b="0"/>
+                        </a:lnRef>
+                        <a:fillRef idx="0">
+                          <a:scrgbClr r="0" g="0" b="0"/>
+                        </a:fillRef>
+                        <a:effectRef idx="0">
+                          <a:scrgbClr r="0" g="0" b="0"/>
+                        </a:effectRef>
+                        <a:fontRef idx="minor">
+                          <a:schemeClr val="dk1"/>
+                        </a:fontRef>
+                      </wps:style>
+                      <wps:txbx>
+                        <w:txbxContent>
+                          <w:p>
+                            <w:pPr>
+                              <w:rPr>
+                                <w:rFonts w:ascii="Times New Roman" w:hAnsi="Times New Roman"/>
+                                <w:b w:val="0"/>
+                                <w:bCs/>
+                                <w:lang w:val="en-US"/>
+                              </w:rPr>
+                            </w:pPr>
+                            <w:r>
+                              <w:rPr>
+                                <w:rFonts w:ascii="Times New Roman" w:hAnsi="Times New Roman"/>
+                                <w:b w:val="0"/>
+                                <w:bCs/>
+                                <w:lang w:val="en-US"/>
+                              </w:rPr>
+                              <w:t>{#header_logo_only}</w:t>
+                            </w:r>
+                          </w:p>
+                          <w:p>
+                            <w:pPr>
+                              <w:rPr>
+                                <w:rFonts w:ascii="Times New Roman" w:hAnsi="Times New Roman"/>
+                                <w:b w:val="0"/>
+                                <w:bCs/>
+                                <w:lang w:val="en-US"/>
+                              </w:rPr>
+                            </w:pPr>
+                            <w:r>
+                              <w:rPr>
+                                <w:rFonts w:ascii="Times New Roman" w:hAnsi="Times New Roman"/>
+                                <w:b w:val="0"/>
+                                <w:bCs/>
+                                <w:lang w:val="en-US"/>
+                              </w:rPr>
+                              <w:t>{%</w:t>
+                            </w:r>
+                            <w:proofErr w:type="spellStart"/>
+                            <w:r>
+                              <w:rPr>
+                                <w:rFonts w:ascii="Times New Roman" w:hAnsi="Times New Roman"/>
+                                <w:b w:val="0"/>
+                                <w:bCs/>
+                                <w:lang w:val="en-US"/>
+                              </w:rPr>
+                              <w:t>header_logo</w:t>
+                            </w:r>
+                            <w:proofErr w:type="spellEnd"/>
+                            <w:r>
+                              <w:rPr>
+                                <w:rFonts w:ascii="Times New Roman" w:hAnsi="Times New Roman"/>
+                                <w:b w:val="0"/>
+                                <w:bCs/>
+                                <w:lang w:val="en-US"/>
+                              </w:rPr>
+                              <w:t>}</w:t>
+                            </w:r>
+                          </w:p>
+                          <w:p>
+                            <w:pPr>
+                              <w:rPr>
+                                <w:rFonts w:ascii="Times New Roman" w:hAnsi="Times New Roman"/>
+                                <w:b w:val="0"/>
+                                <w:bCs/>
+                                <w:lang w:val="en-US"/>
+                              </w:rPr>
+                            </w:pPr>
+                            <w:r>
+                              <w:rPr>
+                                <w:rFonts w:ascii="Times New Roman" w:hAnsi="Times New Roman"/>
+                                <w:b w:val="0"/>
+                                <w:bCs/>
+                                <w:lang w:val="en-US"/>
+                              </w:rPr>
+                              <w:t>{/</w:t>
+                            </w:r>
+                            <w:proofErr w:type="spellStart"/>
+                            <w:r>
+                              <w:rPr>
+                                <w:rFonts w:ascii="Times New Roman" w:hAnsi="Times New Roman"/>
+                                <w:b w:val="0"/>
+                                <w:bCs/>
+                                <w:lang w:val="en-US"/>
+                              </w:rPr>
+                              <w:t>header_logo_only</w:t>
+                            </w:r>
+                            <w:proofErr w:type="spellEnd"/>
+                            <w:r>
+                              <w:rPr>
+                                <w:rFonts w:ascii="Times New Roman" w:hAnsi="Times New Roman"/>
+                                <w:b w:val="0"/>
+                                <w:bCs/>
+                                <w:lang w:val="en-US"/>
+                              </w:rPr>
+                              <w:t>}</w:t>
+                            </w:r>
+                          </w:p>
+                          <w:p>
+                            <w:pPr>
+                              <w:rPr>
+                                <w:rFonts w:ascii="Times New Roman" w:hAnsi="Times New Roman"/>
+                                <w:b w:val="0"/>
+                                <w:bCs/>
+                                <w:lang w:val="en-US"/>
+                              </w:rPr>
+                            </w:pPr>
+                          </w:p>
+                        </w:txbxContent>
+                      </wps:txbx>
+                      <wps:bodyPr rot="0" spcFirstLastPara="0" vertOverflow="overflow" horzOverflow="overflow" vert="horz" wrap="square" lIns="91440" tIns="45720" rIns="91440" bIns="45720" numCol="1" spcCol="0" rtlCol="0" fromWordArt="0" anchor="t" anchorCtr="0" forceAA="0" compatLnSpc="1">
+                        <a:prstTxWarp prst="textNoShape">
+                          <a:avLst/>
+                        </a:prstTxWarp>
+                        <a:noAutofit/>
+                      </wps:bodyPr>
+                    </wps:wsp>
+                  </a:graphicData>
+                </a:graphic>
+                <wp14:sizeRelH relativeFrom="margin">
+                  <wp14:pctWidth>0</wp14:pctWidth>
+                </wp14:sizeRelH>
+                <wp14:sizeRelV relativeFrom="margin">
+                  <wp14:pctHeight>0</wp14:pctHeight>
+                </wp14:sizeRelV>
+              </wp:anchor>
+            </w:drawing>
+          </mc:Choice>
+          <mc:Fallback>
+            <w:pict>
+              <v:shapetype w14:anchorId="21C2D458" id="_x0000_t202" coordsize="21600,21600" o:spt="202" path="m,l,21600r21600,l21600,xe">
+                <v:stroke joinstyle="miter"/>
+                <v:path gradientshapeok="t" o:connecttype="rect"/>
+              </v:shapetype>
+              <v:shape id="Text Box 4" o:spid="_x0000_s1026" type="#_x0000_t202" style="position:absolute;margin-left:0;margin-top:-49.55pt;width:306.75pt;height:138pt;z-index:251659264;visibility:visible;mso-wrap-style:square;mso-width-percent:0;mso-height-percent:0;mso-wrap-distance-left:9pt;mso-wrap-distance-top:0;mso-wrap-distance-right:9pt;mso-wrap-distance-bottom:0;mso-position-horizontal:left;mso-position-horizontal-relative:margin;mso-position-vertical:absolute;mso-position-vertical-relative:text;mso-width-percent:0;mso-height-percent:0;mso-width-relative:margin;mso-height-relative:margin;v-text-anchor:top" o:gfxdata="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" filled="f" stroked="f">
+                <v:textbox>
+                  <w:txbxContent>
+                    <w:p>
+                      <w:pPr>
+                        <w:rPr>
+                          <w:rFonts w:ascii="Times New Roman" w:hAnsi="Times New Roman"/>
+                          <w:b w:val="0"/>
+                          <w:bCs/>
+                          <w:lang w:val="en-US"/>
+                        </w:rPr>
+                      </w:pPr>
+                      <w:r>
+                        <w:rPr>
+                          <w:rFonts w:ascii="Times New Roman" w:hAnsi="Times New Roman"/>
+                          <w:b w:val="0"/>
+                          <w:bCs/>
+                          <w:lang w:val="en-US"/>
+                        </w:rPr>
+                        <w:t>{#header_logo_only}</w:t>
+                      </w:r>
+                    </w:p>
+                    <w:p>
+                      <w:pPr>
+                        <w:rPr>
+                          <w:rFonts w:ascii="Times New Roman" w:hAnsi="Times New Roman"/>
+                          <w:b w:val="0"/>
+                          <w:bCs/>
+                          <w:lang w:val="en-US"/>
+                        </w:rPr>
+                      </w:pPr>
+                      <w:r>
+                        <w:rPr>
+                          <w:rFonts w:ascii="Times New Roman" w:hAnsi="Times New Roman"/>
+                          <w:b w:val="0"/>
+                          <w:bCs/>
+                          <w:lang w:val="en-US"/>
+                        </w:rPr>
+                        <w:t>{%</w:t>
+                      </w:r>
+                      <w:proofErr w:type="spellStart"/>
+                      <w:r>
+                        <w:rPr>
+                          <w:rFonts w:ascii="Times New Roman" w:hAnsi="Times New Roman"/>
+                          <w:b w:val="0"/>
+                          <w:bCs/>
+                          <w:lang w:val="en-US"/>
+                        </w:rPr>
+                        <w:t>header_logo</w:t>
+                      </w:r>
+                      <w:proofErr w:type="spellEnd"/>
+                      <w:r>
+                        <w:rPr>
+                          <w:rFonts w:ascii="Times New Roman" w:hAnsi="Times New Roman"/>
+                          <w:b w:val="0"/>
+                          <w:bCs/>
+                          <w:lang w:val="en-US"/>
+                        </w:rPr>
+                        <w:t>}</w:t>
+                      </w:r>
+                    </w:p>
+                    <w:p>
+                      <w:pPr>
+                        <w:rPr>
+                          <w:rFonts w:ascii="Times New Roman" w:hAnsi="Times New Roman"/>
+                          <w:b w:val="0"/>
+                          <w:bCs/>
+                          <w:lang w:val="en-US"/>
+                        </w:rPr>
+                      </w:pPr>
+                      <w:r>
+                        <w:rPr>
+                          <w:rFonts w:ascii="Times New Roman" w:hAnsi="Times New Roman"/>
+                          <w:b w:val="0"/>
+                          <w:bCs/>
+                          <w:lang w:val="en-US"/>
+                        </w:rPr>
+                        <w:t>{/</w:t>
+                      </w:r>
+                      <w:proofErr w:type="spellStart"/>
+                      <w:r>
+                        <w:rPr>
+                          <w:rFonts w:ascii="Times New Roman" w:hAnsi="Times New Roman"/>
+                          <w:b w:val="0"/>
+                          <w:bCs/>
+                          <w:lang w:val="en-US"/>
+                        </w:rPr>
+                        <w:t>header_logo_only</w:t>
+                      </w:r>
+                      <w:proofErr w:type="spellEnd"/>
+                      <w:r>
+                        <w:rPr>
+                          <w:rFonts w:ascii="Times New Roman" w:hAnsi="Times New Roman"/>
+                          <w:b w:val="0"/>
+                          <w:bCs/>
+                          <w:lang w:val="en-US"/>
+                        </w:rPr>
+                        <w:t>}</w:t>
+                      </w:r>
+                    </w:p>
+                    <w:p>
+                      <w:pPr>
+                        <w:rPr>
+                          <w:rFonts w:ascii="Times New Roman" w:hAnsi="Times New Roman"/>
+                          <w:b w:val="0"/>
+                          <w:bCs/>
+                          <w:lang w:val="en-US"/>
+                        </w:rPr>
+                      </w:pPr>
+                    </w:p>
+                  </w:txbxContent>
+                </v:textbox>
+                <w10:wrap anchorx="margin"/>
+              </v:shape>
+            </w:pict>
+          </mc:Fallback>
+        </mc:AlternateContent>
+      </w:r>
+      <w:r>
+        <w:rPr>
+          <w:noProof/>
+        </w:rPr>
+        <mc:AlternateContent>
+          <mc:Choice Requires="wps">
+            <w:drawing>
+              <wp:anchor distT="0" distB="0" distL="114300" distR="114300" simplePos="0" relativeHeight="251663360" behindDoc="0" locked="0" layoutInCell="1" allowOverlap="1" wp14:anchorId="0FFDB090" wp14:editId="4C679EA4">
                 <wp:simplePos x="0" y="0"/>
                 <wp:positionH relativeFrom="margin">
                   <wp:align>left</wp:align>
@@ -91,7 +395,27 @@
                                 <w:bCs/>
                                 <w:lang w:val="en-US"/>
                               </w:rPr>
-                              <w:t>{%header_logo}</w:t>
+                              <w:t>{%</w:t>
+                            </w:r>
+                            <w:proofErr w:type="spellStart"/>
+                            <w:r>
+                              <w:rPr>
+                                <w:rFonts w:ascii="Times New Roman" w:hAnsi="Times New Roman"/>
+                                <w:b w:val="0"/>
+                                <w:bCs/>
+                                <w:lang w:val="en-US"/>
+                              </w:rPr>
+                              <w:t>header_logo</w:t>
+                            </w:r>
+                            <w:proofErr w:type="spellEnd"/>
+                            <w:r>
+                              <w:rPr>
+                                <w:rFonts w:ascii="Times New Roman" w:hAnsi="Times New Roman"/>
+                                <w:b w:val="0"/>
+                                <w:bCs/>
+                                <w:lang w:val="en-US"/>
+                              </w:rPr>
+                              <w:t>}</w:t>
                             </w:r>
                           </w:p>
                           <w:p>
@@ -110,7 +434,27 @@
                                 <w:bCs/>
                                 <w:lang w:val="en-US"/>
                               </w:rPr>
-                              <w:t>{/header_show_full}</w:t>
+                              <w:t>{/</w:t>
+                            </w:r>
+                            <w:proofErr w:type="spellStart"/>
+                            <w:r>
+                              <w:rPr>
+                                <w:rFonts w:ascii="Times New Roman" w:hAnsi="Times New Roman"/>
+                                <w:b w:val="0"/>
+                                <w:bCs/>
+                                <w:lang w:val="en-US"/>
+                              </w:rPr>
+                              <w:t>header_show_full</w:t>
+                            </w:r>
+                            <w:proofErr w:type="spellEnd"/>
+                            <w:r>
+                              <w:rPr>
+                                <w:rFonts w:ascii="Times New Roman" w:hAnsi="Times New Roman"/>
+                                <w:b w:val="0"/>
+                                <w:bCs/>
+                                <w:lang w:val="en-US"/>
+                              </w:rPr>
+                              <w:t>}</w:t>
                             </w:r>
                           </w:p>
                           <w:p>
@@ -155,11 +499,7 @@
           </mc:Choice>
           <mc:Fallback>
             <w:pict>
-              <v:shapetype w14:anchorId="0FFDB090" id="_x0000_t202" coordsize="21600,21600" o:spt="202" path="m,l,21600r21600,l21600,xe">
-                <v:stroke joinstyle="miter"/>
-                <v:path gradientshapeok="t" o:connecttype="rect"/>
-              </v:shapetype>
-              <v:shape id="Text Box 1" o:spid="_x0000_s1026" type="#_x0000_t202" style="position:absolute;margin-left:0;margin-top:-50.25pt;width:306.75pt;height:138pt;z-index:251663360;visibility:visible;mso-wrap-style:square;mso-width-percent:0;mso-height-percent:0;mso-wrap-distance-left:9pt;mso-wrap-distance-top:0;mso-wrap-distance-right:9pt;mso-wrap-distance-bottom:0;mso-position-horizontal:left;mso-position-horizontal-relative:margin;mso-position-vertical:absolute;mso-position-vertical-relative:text;mso-width-percent:0;mso-height-percent:0;mso-width-relative:margin;mso-height-relative:margin;v-text-anchor:top" o:gfxdata="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" filled="f" stroked="f">
+              <v:shape w14:anchorId="0FFDB090" id="Text Box 1" o:spid="_x0000_s1027" type="#_x0000_t202" style="position:absolute;margin-left:0;margin-top:-50.25pt;width:306.75pt;height:138pt;z-index:251663360;visibility:visible;mso-wrap-style:square;mso-width-percent:0;mso-height-percent:0;mso-wrap-distance-left:9pt;mso-wrap-distance-top:0;mso-wrap-distance-right:9pt;mso-wrap-distance-bottom:0;mso-position-horizontal:left;mso-position-horizontal-relative:margin;mso-position-vertical:absolute;mso-position-vertical-relative:text;mso-width-percent:0;mso-height-percent:0;mso-width-relative:margin;mso-height-relative:margin;v-text-anchor:top" o:gfxdata="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" filled="f" stroked="f">
                 <v:textbox>
                   <w:txbxContent>
                     <w:p>
@@ -268,266 +608,6 @@
                           <w:lang w:val="en-US"/>
                         </w:rPr>
                       </w:pPr>
-                    </w:p>
-                    <w:p>
-                      <w:pPr>
-                        <w:rPr>
-                          <w:rFonts w:ascii="Times New Roman" w:hAnsi="Times New Roman"/>
-                          <w:b w:val="0"/>
-                          <w:bCs/>
-                          <w:lang w:val="en-US"/>
-                        </w:rPr>
-                      </w:pPr>
-                    </w:p>
-                  </w:txbxContent>
-                </v:textbox>
-                <w10:wrap anchorx="margin"/>
-              </v:shape>
-            </w:pict>
-          </mc:Fallback>
-        </mc:AlternateContent>
-      </w:r>
-      <w:r>
-        <w:rPr>
-          <w:noProof/>
-        </w:rPr>
-        <mc:AlternateContent>
-          <mc:Choice Requires="wps">
-            <w:drawing>
-              <wp:anchor distT="0" distB="0" distL="114300" distR="114300" simplePos="0" relativeHeight="251659264" behindDoc="0" locked="0" layoutInCell="1" allowOverlap="1" wp14:anchorId="21C2D458" wp14:editId="475EF9AF">
-                <wp:simplePos x="0" y="0"/>
-                <wp:positionH relativeFrom="margin">
-                  <wp:align>left</wp:align>
-                </wp:positionH>
-                <wp:positionV relativeFrom="paragraph">
-                  <wp:posOffset>-629285</wp:posOffset>
-                </wp:positionV>
-                <wp:extent cx="3895725" cy="1752600"/>
-                <wp:effectExtent l="0" t="0" r="0" b="0"/>
-                <wp:wrapNone/>
-                <wp:docPr id="4" name="Text Box 4"/>
-                <wp:cNvGraphicFramePr/>
-                <a:graphic xmlns:a="http://schemas.openxmlformats.org/drawingml/2006/main">
-                  <a:graphicData uri="http://schemas.microsoft.com/office/word/2010/wordprocessingShape">
-                    <wps:wsp>
-                      <wps:cNvSpPr txBox="1"/>
-                      <wps:spPr>
-                        <a:xfrm>
-                          <a:off x="0" y="0"/>
-                          <a:ext cx="3895725" cy="1752600"/>
-                        </a:xfrm>
-                        <a:prstGeom prst="rect">
-                          <a:avLst/>
-                        </a:prstGeom>
-                        <a:noFill/>
-                        <a:ln>
-                          <a:noFill/>
-                        </a:ln>
-                      </wps:spPr>
-                      <wps:style>
-                        <a:lnRef idx="0">
-                          <a:scrgbClr r="0" g="0" b="0"/>
-                        </a:lnRef>
-                        <a:fillRef idx="0">
-                          <a:scrgbClr r="0" g="0" b="0"/>
-                        </a:fillRef>
-                        <a:effectRef idx="0">
-                          <a:scrgbClr r="0" g="0" b="0"/>
-                        </a:effectRef>
-                        <a:fontRef idx="minor">
-                          <a:schemeClr val="dk1"/>
-                        </a:fontRef>
-                      </wps:style>
-                      <wps:txbx>
-                        <w:txbxContent>
-                          <w:p>
-                            <w:pPr>
-                              <w:rPr>
-                                <w:rFonts w:ascii="Times New Roman" w:hAnsi="Times New Roman"/>
-                                <w:b w:val="0"/>
-                                <w:bCs/>
-                                <w:lang w:val="en-US"/>
-                              </w:rPr>
-                            </w:pPr>
-                            <w:r>
-                              <w:rPr>
-                                <w:rFonts w:ascii="Times New Roman" w:hAnsi="Times New Roman"/>
-                                <w:b w:val="0"/>
-                                <w:bCs/>
-                                <w:lang w:val="en-US"/>
-                              </w:rPr>
-                              <w:t>{#header_logo_only}</w:t>
-                            </w:r>
-                          </w:p>
-                          <w:p>
-                            <w:pPr>
-                              <w:rPr>
-                                <w:rFonts w:ascii="Times New Roman" w:hAnsi="Times New Roman"/>
-                                <w:b w:val="0"/>
-                                <w:bCs/>
-                                <w:lang w:val="en-US"/>
-                              </w:rPr>
-                            </w:pPr>
-                            <w:r>
-                              <w:rPr>
-                                <w:rFonts w:ascii="Times New Roman" w:hAnsi="Times New Roman"/>
-                                <w:b w:val="0"/>
-                                <w:bCs/>
-                                <w:lang w:val="en-US"/>
-                              </w:rPr>
-                              <w:t>{%header_logo}</w:t>
-                            </w:r>
-                          </w:p>
-                          <w:p>
-                            <w:pPr>
-                              <w:rPr>
-                                <w:rFonts w:ascii="Times New Roman" w:hAnsi="Times New Roman"/>
-                                <w:b w:val="0"/>
-                                <w:bCs/>
-                                <w:lang w:val="en-US"/>
-                              </w:rPr>
-                            </w:pPr>
-                            <w:r>
-                              <w:rPr>
-                                <w:rFonts w:ascii="Times New Roman" w:hAnsi="Times New Roman"/>
-                                <w:b w:val="0"/>
-                                <w:bCs/>
-                                <w:lang w:val="en-US"/>
-                              </w:rPr>
-                              <w:t>{/header_logo_only}</w:t>
-                            </w:r>
-                          </w:p>
-                          <w:p>
-                            <w:pPr>
-                              <w:rPr>
-                                <w:rFonts w:ascii="Times New Roman" w:hAnsi="Times New Roman"/>
-                                <w:b w:val="0"/>
-                                <w:bCs/>
-                                <w:lang w:val="en-US"/>
-                              </w:rPr>
-                            </w:pPr>
-                          </w:p>
-                        </w:txbxContent>
-                      </wps:txbx>
-                      <wps:bodyPr rot="0" spcFirstLastPara="0" vertOverflow="overflow" horzOverflow="overflow" vert="horz" wrap="square" lIns="91440" tIns="45720" rIns="91440" bIns="45720" numCol="1" spcCol="0" rtlCol="0" fromWordArt="0" anchor="t" anchorCtr="0" forceAA="0" compatLnSpc="1">
-                        <a:prstTxWarp prst="textNoShape">
-                          <a:avLst/>
-                        </a:prstTxWarp>
-                        <a:noAutofit/>
-                      </wps:bodyPr>
-                    </wps:wsp>
-                  </a:graphicData>
-                </a:graphic>
-                <wp14:sizeRelH relativeFrom="margin">
-                  <wp14:pctWidth>0</wp14:pctWidth>
-                </wp14:sizeRelH>
-                <wp14:sizeRelV relativeFrom="margin">
-                  <wp14:pctHeight>0</wp14:pctHeight>
-                </wp14:sizeRelV>
-              </wp:anchor>
-            </w:drawing>
-          </mc:Choice>
-          <mc:Fallback>
-            <w:pict>
-              <v:shape w14:anchorId="21C2D458" id="Text Box 4" o:spid="_x0000_s1027" type="#_x0000_t202" style="position:absolute;margin-left:0;margin-top:-49.55pt;width:306.75pt;height:138pt;z-index:251659264;visibility:visible;mso-wrap-style:square;mso-width-percent:0;mso-height-percent:0;mso-wrap-distance-left:9pt;mso-wrap-distance-top:0;mso-wrap-distance-right:9pt;mso-wrap-distance-bottom:0;mso-position-horizontal:left;mso-position-horizontal-relative:margin;mso-position-vertical:absolute;mso-position-vertical-relative:text;mso-width-percent:0;mso-height-percent:0;mso-width-relative:margin;mso-height-relative:margin;v-text-anchor:top" o:gfxdata="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" filled="f" stroked="f">
-                <v:textbox>
-                  <w:txbxContent>
-                    <w:p>
-                      <w:pPr>
-                        <w:rPr>
-                          <w:rFonts w:ascii="Times New Roman" w:hAnsi="Times New Roman"/>
-                          <w:b w:val="0"/>
-                          <w:bCs/>
-                          <w:lang w:val="en-US"/>
-                        </w:rPr>
-                      </w:pPr>
-                      <w:r>
-                        <w:rPr>
-                          <w:rFonts w:ascii="Times New Roman" w:hAnsi="Times New Roman"/>
-                          <w:b w:val="0"/>
-                          <w:bCs/>
-                          <w:lang w:val="en-US"/>
-                        </w:rPr>
-                        <w:t>{#header_logo_only}</w:t>
-                      </w:r>
-                    </w:p>
-                    <w:p>
-                      <w:pPr>
-                        <w:rPr>
-                          <w:rFonts w:ascii="Times New Roman" w:hAnsi="Times New Roman"/>
-                          <w:b w:val="0"/>
-                          <w:bCs/>
-                          <w:lang w:val="en-US"/>
-                        </w:rPr>
-                      </w:pPr>
-                      <w:r>
-                        <w:rPr>
-                          <w:rFonts w:ascii="Times New Roman" w:hAnsi="Times New Roman"/>
-                          <w:b w:val="0"/>
-                          <w:bCs/>
-                          <w:lang w:val="en-US"/>
-                        </w:rPr>
-                        <w:t>{%</w:t>
-                      </w:r>
-                      <w:proofErr w:type="spellStart"/>
-                      <w:r>
-                        <w:rPr>
-                          <w:rFonts w:ascii="Times New Roman" w:hAnsi="Times New Roman"/>
-                          <w:b w:val="0"/>
-                          <w:bCs/>
-                          <w:lang w:val="en-US"/>
-                        </w:rPr>
-                        <w:t>header_logo</w:t>
-                      </w:r>
-                      <w:proofErr w:type="spellEnd"/>
-                      <w:r>
-                        <w:rPr>
-                          <w:rFonts w:ascii="Times New Roman" w:hAnsi="Times New Roman"/>
-                          <w:b w:val="0"/>
-                          <w:bCs/>
-                          <w:lang w:val="en-US"/>
-                        </w:rPr>
-                        <w:t>}</w:t>
-                      </w:r>
-                    </w:p>
-                    <w:p>
-                      <w:pPr>
-                        <w:rPr>
-                          <w:rFonts w:ascii="Times New Roman" w:hAnsi="Times New Roman"/>
-                          <w:b w:val="0"/>
-                          <w:bCs/>
-                          <w:lang w:val="en-US"/>
-                        </w:rPr>
-                      </w:pPr>
-                      <w:r>
-                        <w:rPr>
-                          <w:rFonts w:ascii="Times New Roman" w:hAnsi="Times New Roman"/>
-                          <w:b w:val="0"/>
-                          <w:bCs/>
-                          <w:lang w:val="en-US"/>
-                        </w:rPr>
-                        <w:t>{/</w:t>
-                      </w:r>
-                      <w:proofErr w:type="spellStart"/>
-                      <w:r>
-                        <w:rPr>
-                          <w:rFonts w:ascii="Times New Roman" w:hAnsi="Times New Roman"/>
-                          <w:b w:val="0"/>
-                          <w:bCs/>
-                          <w:lang w:val="en-US"/>
-                        </w:rPr>
-                        <w:t>header_logo_only</w:t>
-                      </w:r>
-                      <w:proofErr w:type="spellEnd"/>
-                      <w:r>
-                        <w:rPr>
-                          <w:rFonts w:ascii="Times New Roman" w:hAnsi="Times New Roman"/>
-                          <w:b w:val="0"/>
-                          <w:bCs/>
-                          <w:lang w:val="en-US"/>
-                        </w:rPr>
-                        <w:t>}</w:t>
-                      </w:r>
                     </w:p>
                     <w:p>
                       <w:pPr>
@@ -664,7 +744,29 @@
                                 <w:sz w:val="14"/>
                                 <w:szCs w:val="14"/>
                               </w:rPr>
-                              <w:t>{company_info_organization_name}</w:t>
+                              <w:t>{</w:t>
+                            </w:r>
+                            <w:proofErr w:type="spellStart"/>
+                            <w:r>
+                              <w:rPr>
+                                <w:rFonts w:ascii="Times New Roman" w:hAnsi="Times New Roman"/>
+                                <w:b w:val="0"/>
+                                <w:bCs/>
+                                <w:sz w:val="14"/>
+                                <w:szCs w:val="14"/>
+                              </w:rPr>
+                              <w:t>company_info_organization_name</w:t>
+                            </w:r>
+                            <w:proofErr w:type="spellEnd"/>
+                            <w:r>
+                              <w:rPr>
+                                <w:rFonts w:ascii="Times New Roman" w:hAnsi="Times New Roman"/>
+                                <w:b w:val="0"/>
+                                <w:bCs/>
+                                <w:sz w:val="14"/>
+                                <w:szCs w:val="14"/>
+                              </w:rPr>
+                              <w:t>}</w:t>
                             </w:r>
                           </w:p>
                           <w:p>
@@ -686,7 +788,31 @@
                                 <w:szCs w:val="14"/>
                                 <w:lang w:val="en-US"/>
                               </w:rPr>
-                              <w:t>{company_info_address}</w:t>
+                              <w:t>{</w:t>
+                            </w:r>
+                            <w:proofErr w:type="spellStart"/>
+                            <w:r>
+                              <w:rPr>
+                                <w:rFonts w:ascii="Times New Roman" w:hAnsi="Times New Roman"/>
+                                <w:b w:val="0"/>
+                                <w:bCs/>
+                                <w:sz w:val="14"/>
+                                <w:szCs w:val="14"/>
+                                <w:lang w:val="en-US"/>
+                              </w:rPr>
+                              <w:t>company_info_address</w:t>
+                            </w:r>
+                            <w:proofErr w:type="spellEnd"/>
+                            <w:r>
+                              <w:rPr>
+                                <w:rFonts w:ascii="Times New Roman" w:hAnsi="Times New Roman"/>
+                                <w:b w:val="0"/>
+                                <w:bCs/>
+                                <w:sz w:val="14"/>
+                                <w:szCs w:val="14"/>
+                                <w:lang w:val="en-US"/>
+                              </w:rPr>
+                              <w:t>}</w:t>
                             </w:r>
                           </w:p>
                           <w:p>
@@ -710,7 +836,31 @@
                                 <w:szCs w:val="14"/>
                                 <w:lang w:val="en-US"/>
                               </w:rPr>
-                              <w:t>{company_info_postcode}</w:t>
+                              <w:t>{</w:t>
+                            </w:r>
+                            <w:proofErr w:type="spellStart"/>
+                            <w:r>
+                              <w:rPr>
+                                <w:rFonts w:ascii="Times New Roman" w:hAnsi="Times New Roman"/>
+                                <w:b w:val="0"/>
+                                <w:bCs/>
+                                <w:sz w:val="14"/>
+                                <w:szCs w:val="14"/>
+                                <w:lang w:val="en-US"/>
+                              </w:rPr>
+                              <w:t>company_info_postcode</w:t>
+                            </w:r>
+                            <w:proofErr w:type="spellEnd"/>
+                            <w:r>
+                              <w:rPr>
+                                <w:rFonts w:ascii="Times New Roman" w:hAnsi="Times New Roman"/>
+                                <w:b w:val="0"/>
+                                <w:bCs/>
+                                <w:sz w:val="14"/>
+                                <w:szCs w:val="14"/>
+                                <w:lang w:val="en-US"/>
+                              </w:rPr>
+                              <w:t>}</w:t>
                             </w:r>
                           </w:p>
                           <w:p>
@@ -756,7 +906,31 @@
                                 <w:szCs w:val="14"/>
                                 <w:lang w:val="en-US"/>
                               </w:rPr>
-                              <w:t xml:space="preserve"> {company_info_telephone}</w:t>
+                              <w:t xml:space="preserve"> {</w:t>
+                            </w:r>
+                            <w:proofErr w:type="spellStart"/>
+                            <w:r>
+                              <w:rPr>
+                                <w:rFonts w:ascii="Times New Roman" w:hAnsi="Times New Roman"/>
+                                <w:b w:val="0"/>
+                                <w:bCs/>
+                                <w:sz w:val="14"/>
+                                <w:szCs w:val="14"/>
+                                <w:lang w:val="en-US"/>
+                              </w:rPr>
+                              <w:t>company_info_telephone</w:t>
+                            </w:r>
+                            <w:proofErr w:type="spellEnd"/>
+                            <w:r>
+                              <w:rPr>
+                                <w:rFonts w:ascii="Times New Roman" w:hAnsi="Times New Roman"/>
+                                <w:b w:val="0"/>
+                                <w:bCs/>
+                                <w:sz w:val="14"/>
+                                <w:szCs w:val="14"/>
+                                <w:lang w:val="en-US"/>
+                              </w:rPr>
+                              <w:t>}</w:t>
                             </w:r>
                           </w:p>
                           <w:p>
@@ -800,6 +974,7 @@
                               </w:rPr>
                               <w:t>{</w:t>
                             </w:r>
+                            <w:proofErr w:type="spellStart"/>
                             <w:r>
                               <w:rPr>
                                 <w:rFonts w:ascii="Times New Roman" w:hAnsi="Times New Roman"/>
@@ -811,6 +986,7 @@
                               </w:rPr>
                               <w:t>company_info_fax</w:t>
                             </w:r>
+                            <w:proofErr w:type="spellEnd"/>
                             <w:r>
                               <w:rPr>
                                 <w:rFonts w:ascii="Times New Roman" w:hAnsi="Times New Roman"/>
@@ -866,7 +1042,31 @@
                                 <w:szCs w:val="14"/>
                                 <w:lang w:val="en-US"/>
                               </w:rPr>
-                              <w:t xml:space="preserve"> {company_info_email}</w:t>
+                              <w:t xml:space="preserve"> {</w:t>
+                            </w:r>
+                            <w:proofErr w:type="spellStart"/>
+                            <w:r>
+                              <w:rPr>
+                                <w:rFonts w:ascii="Times New Roman" w:hAnsi="Times New Roman"/>
+                                <w:b w:val="0"/>
+                                <w:bCs/>
+                                <w:sz w:val="14"/>
+                                <w:szCs w:val="14"/>
+                                <w:lang w:val="en-US"/>
+                              </w:rPr>
+                              <w:t>company_info_email</w:t>
+                            </w:r>
+                            <w:proofErr w:type="spellEnd"/>
+                            <w:r>
+                              <w:rPr>
+                                <w:rFonts w:ascii="Times New Roman" w:hAnsi="Times New Roman"/>
+                                <w:b w:val="0"/>
+                                <w:bCs/>
+                                <w:sz w:val="14"/>
+                                <w:szCs w:val="14"/>
+                                <w:lang w:val="en-US"/>
+                              </w:rPr>
+                              <w:t>}</w:t>
                             </w:r>
                           </w:p>
                           <w:p>
@@ -908,7 +1108,31 @@
                                 <w:szCs w:val="14"/>
                                 <w:lang w:val="en-US"/>
                               </w:rPr>
-                              <w:t xml:space="preserve">{company_info_web} </w:t>
+                              <w:t>{</w:t>
+                            </w:r>
+                            <w:proofErr w:type="spellStart"/>
+                            <w:r>
+                              <w:rPr>
+                                <w:rFonts w:ascii="Times New Roman" w:hAnsi="Times New Roman"/>
+                                <w:b w:val="0"/>
+                                <w:bCs/>
+                                <w:sz w:val="14"/>
+                                <w:szCs w:val="14"/>
+                                <w:lang w:val="en-US"/>
+                              </w:rPr>
+                              <w:t>company_info_web</w:t>
+                            </w:r>
+                            <w:proofErr w:type="spellEnd"/>
+                            <w:r>
+                              <w:rPr>
+                                <w:rFonts w:ascii="Times New Roman" w:hAnsi="Times New Roman"/>
+                                <w:b w:val="0"/>
+                                <w:bCs/>
+                                <w:sz w:val="14"/>
+                                <w:szCs w:val="14"/>
+                                <w:lang w:val="en-US"/>
+                              </w:rPr>
+                              <w:t xml:space="preserve">} </w:t>
                             </w:r>
                           </w:p>
                           <w:p>
@@ -941,7 +1165,27 @@
                                 <w:sz w:val="14"/>
                                 <w:szCs w:val="14"/>
                               </w:rPr>
-                              <w:t>{/header_show_full}</w:t>
+                              <w:t>{/</w:t>
+                            </w:r>
+                            <w:proofErr w:type="spellStart"/>
+                            <w:r>
+                              <w:rPr>
+                                <w:rFonts w:ascii="Times New Roman" w:hAnsi="Times New Roman"/>
+                                <w:bCs/>
+                                <w:sz w:val="14"/>
+                                <w:szCs w:val="14"/>
+                              </w:rPr>
+                              <w:t>header_show_full</w:t>
+                            </w:r>
+                            <w:proofErr w:type="spellEnd"/>
+                            <w:r>
+                              <w:rPr>
+                                <w:rFonts w:ascii="Times New Roman" w:hAnsi="Times New Roman"/>
+                                <w:bCs/>
+                                <w:sz w:val="14"/>
+                                <w:szCs w:val="14"/>
+                              </w:rPr>
+                              <w:t>}</w:t>
                             </w:r>
                           </w:p>
                         </w:txbxContent>
@@ -1483,6 +1727,7 @@
         </mc:AlternateContent>
       </w:r>
     </w:p>
+    <w:p/>
     <w:p/>
     <w:p/>
     <w:p/>
@@ -1532,7 +1777,23 @@
               <w:rPr>
                 <w:lang w:val="en-US"/>
               </w:rPr>
-              <w:t>{Account__c.Name}</w:t>
+              <w:t>{Account__</w:t>
+            </w:r>
+            <w:proofErr w:type="spellStart"/>
+            <w:proofErr w:type="gramStart"/>
+            <w:r>
+              <w:rPr>
+                <w:lang w:val="en-US"/>
+              </w:rPr>
+              <w:t>c.Name</w:t>
+            </w:r>
+            <w:proofErr w:type="spellEnd"/>
+            <w:proofErr w:type="gramEnd"/>
+            <w:r>
+              <w:rPr>
+                <w:lang w:val="en-US"/>
+              </w:rPr>
+              <w:t>}</w:t>
             </w:r>
           </w:p>
         </w:tc>
@@ -1581,18 +1842,18 @@
         <w:gridCol w:w="992"/>
         <w:gridCol w:w="819"/>
         <w:gridCol w:w="900"/>
-        <w:gridCol w:w="1258"/>
-        <w:gridCol w:w="1134"/>
-        <w:gridCol w:w="992"/>
-        <w:gridCol w:w="1134"/>
-        <w:gridCol w:w="709"/>
-        <w:gridCol w:w="709"/>
-        <w:gridCol w:w="709"/>
-        <w:gridCol w:w="850"/>
-        <w:gridCol w:w="851"/>
-        <w:gridCol w:w="992"/>
-        <w:gridCol w:w="992"/>
-        <w:gridCol w:w="1134"/>
+        <w:gridCol w:w="1147"/>
+        <w:gridCol w:w="1080"/>
+        <w:gridCol w:w="990"/>
+        <w:gridCol w:w="1080"/>
+        <w:gridCol w:w="720"/>
+        <w:gridCol w:w="720"/>
+        <w:gridCol w:w="720"/>
+        <w:gridCol w:w="1260"/>
+        <w:gridCol w:w="720"/>
+        <w:gridCol w:w="901"/>
+        <w:gridCol w:w="989"/>
+        <w:gridCol w:w="1137"/>
       </w:tblGrid>
       <w:tr>
         <w:tc>
@@ -1677,7 +1938,7 @@
         </w:tc>
         <w:tc>
           <w:tcPr>
-            <w:tcW w:w="1258" w:type="dxa"/>
+            <w:tcW w:w="1147" w:type="dxa"/>
           </w:tcPr>
           <w:p>
             <w:pPr>
@@ -1697,7 +1958,7 @@
         </w:tc>
         <w:tc>
           <w:tcPr>
-            <w:tcW w:w="1134" w:type="dxa"/>
+            <w:tcW w:w="1080" w:type="dxa"/>
           </w:tcPr>
           <w:p>
             <w:pPr>
@@ -1717,7 +1978,7 @@
         </w:tc>
         <w:tc>
           <w:tcPr>
-            <w:tcW w:w="992" w:type="dxa"/>
+            <w:tcW w:w="990" w:type="dxa"/>
           </w:tcPr>
           <w:p>
             <w:pPr>
@@ -1737,7 +1998,7 @@
         </w:tc>
         <w:tc>
           <w:tcPr>
-            <w:tcW w:w="1134" w:type="dxa"/>
+            <w:tcW w:w="1080" w:type="dxa"/>
           </w:tcPr>
           <w:p>
             <w:pPr>
@@ -1757,7 +2018,7 @@
         </w:tc>
         <w:tc>
           <w:tcPr>
-            <w:tcW w:w="709" w:type="dxa"/>
+            <w:tcW w:w="720" w:type="dxa"/>
           </w:tcPr>
           <w:p>
             <w:pPr>
@@ -1777,7 +2038,7 @@
         </w:tc>
         <w:tc>
           <w:tcPr>
-            <w:tcW w:w="709" w:type="dxa"/>
+            <w:tcW w:w="720" w:type="dxa"/>
           </w:tcPr>
           <w:p>
             <w:pPr>
@@ -1797,7 +2058,7 @@
         </w:tc>
         <w:tc>
           <w:tcPr>
-            <w:tcW w:w="709" w:type="dxa"/>
+            <w:tcW w:w="720" w:type="dxa"/>
           </w:tcPr>
           <w:p>
             <w:pPr>
@@ -1817,7 +2078,7 @@
         </w:tc>
         <w:tc>
           <w:tcPr>
-            <w:tcW w:w="850" w:type="dxa"/>
+            <w:tcW w:w="1260" w:type="dxa"/>
           </w:tcPr>
           <w:p>
             <w:pPr>
@@ -1837,7 +2098,7 @@
         </w:tc>
         <w:tc>
           <w:tcPr>
-            <w:tcW w:w="851" w:type="dxa"/>
+            <w:tcW w:w="720" w:type="dxa"/>
           </w:tcPr>
           <w:p>
             <w:pPr>
@@ -1857,7 +2118,7 @@
         </w:tc>
         <w:tc>
           <w:tcPr>
-            <w:tcW w:w="992" w:type="dxa"/>
+            <w:tcW w:w="901" w:type="dxa"/>
           </w:tcPr>
           <w:p>
             <w:pPr>
@@ -1877,7 +2138,7 @@
         </w:tc>
         <w:tc>
           <w:tcPr>
-            <w:tcW w:w="992" w:type="dxa"/>
+            <w:tcW w:w="989" w:type="dxa"/>
           </w:tcPr>
           <w:p>
             <w:pPr>
@@ -1897,7 +2158,7 @@
         </w:tc>
         <w:tc>
           <w:tcPr>
-            <w:tcW w:w="1134" w:type="dxa"/>
+            <w:tcW w:w="1137" w:type="dxa"/>
           </w:tcPr>
           <w:p>
             <w:pPr>
@@ -1944,7 +2205,16 @@
                 <w:sz w:val="16"/>
                 <w:szCs w:val="16"/>
               </w:rPr>
-              <w:t>sample_instruction_rows</w:t>
+              <w:t>sample_instruction_</w:t>
+            </w:r>
+            <w:proofErr w:type="gramStart"/>
+            <w:r>
+              <w:rPr>
+                <w:b w:val="0"/>
+                <w:sz w:val="16"/>
+                <w:szCs w:val="16"/>
+              </w:rPr>
+              <w:t>rows</w:t>
             </w:r>
             <w:r>
               <w:rPr>
@@ -1962,6 +2232,7 @@
               </w:rPr>
               <w:t>{</w:t>
             </w:r>
+            <w:proofErr w:type="gramEnd"/>
             <w:r>
               <w:rPr>
                 <w:b w:val="0"/>
@@ -1969,8 +2240,19 @@
                 <w:szCs w:val="16"/>
                 <w:lang w:val="en-US"/>
               </w:rPr>
-              <w:t>Instruction__c.Name</w:t>
-            </w:r>
+              <w:t>Instruction__</w:t>
+            </w:r>
+            <w:proofErr w:type="spellStart"/>
+            <w:r>
+              <w:rPr>
+                <w:b w:val="0"/>
+                <w:sz w:val="16"/>
+                <w:szCs w:val="16"/>
+                <w:lang w:val="en-US"/>
+              </w:rPr>
+              <w:t>c.Name</w:t>
+            </w:r>
+            <w:proofErr w:type="spellEnd"/>
             <w:r>
               <w:rPr>
                 <w:b w:val="0"/>
@@ -1999,7 +2281,27 @@
                 <w:sz w:val="16"/>
                 <w:szCs w:val="16"/>
               </w:rPr>
-              <w:t>{Sample_Result__c.Name}</w:t>
+              <w:t>{Sample_Result__</w:t>
+            </w:r>
+            <w:proofErr w:type="spellStart"/>
+            <w:proofErr w:type="gramStart"/>
+            <w:r>
+              <w:rPr>
+                <w:b w:val="0"/>
+                <w:sz w:val="16"/>
+                <w:szCs w:val="16"/>
+              </w:rPr>
+              <w:t>c.Name</w:t>
+            </w:r>
+            <w:proofErr w:type="spellEnd"/>
+            <w:proofErr w:type="gramEnd"/>
+            <w:r>
+              <w:rPr>
+                <w:b w:val="0"/>
+                <w:sz w:val="16"/>
+                <w:szCs w:val="16"/>
+              </w:rPr>
+              <w:t>}</w:t>
             </w:r>
           </w:p>
         </w:tc>
@@ -2023,22 +2325,42 @@
               </w:rPr>
               <w:t>{</w:t>
             </w:r>
-            <w:r>
-              <w:rPr>
-                <w:b w:val="0"/>
-                <w:sz w:val="16"/>
-                <w:szCs w:val="16"/>
-              </w:rPr>
-              <w:t>Instruction__c</w:t>
-            </w:r>
-            <w:r>
-              <w:rPr>
-                <w:b w:val="0"/>
-                <w:sz w:val="16"/>
-                <w:szCs w:val="16"/>
-              </w:rPr>
-              <w:t>.Commodity__c</w:t>
-            </w:r>
+            <w:proofErr w:type="spellStart"/>
+            <w:r>
+              <w:rPr>
+                <w:b w:val="0"/>
+                <w:sz w:val="16"/>
+                <w:szCs w:val="16"/>
+              </w:rPr>
+              <w:t>Instruction__</w:t>
+            </w:r>
+            <w:proofErr w:type="gramStart"/>
+            <w:r>
+              <w:rPr>
+                <w:b w:val="0"/>
+                <w:sz w:val="16"/>
+                <w:szCs w:val="16"/>
+              </w:rPr>
+              <w:t>c</w:t>
+            </w:r>
+            <w:r>
+              <w:rPr>
+                <w:b w:val="0"/>
+                <w:sz w:val="16"/>
+                <w:szCs w:val="16"/>
+              </w:rPr>
+              <w:t>.Commodity</w:t>
+            </w:r>
+            <w:proofErr w:type="gramEnd"/>
+            <w:r>
+              <w:rPr>
+                <w:b w:val="0"/>
+                <w:sz w:val="16"/>
+                <w:szCs w:val="16"/>
+              </w:rPr>
+              <w:t>__c</w:t>
+            </w:r>
+            <w:proofErr w:type="spellEnd"/>
             <w:r>
               <w:rPr>
                 <w:b w:val="0"/>
@@ -2086,8 +2408,39 @@
                 <w:szCs w:val="16"/>
                 <w:lang w:val="en-US"/>
               </w:rPr>
-              <w:t>Instruction__c.Variety__c.Name</w:t>
-            </w:r>
+              <w:t>Instruction__</w:t>
+            </w:r>
+            <w:proofErr w:type="gramStart"/>
+            <w:r>
+              <w:rPr>
+                <w:b w:val="0"/>
+                <w:sz w:val="16"/>
+                <w:szCs w:val="16"/>
+                <w:lang w:val="en-US"/>
+              </w:rPr>
+              <w:t>c.Variety</w:t>
+            </w:r>
+            <w:proofErr w:type="gramEnd"/>
+            <w:r>
+              <w:rPr>
+                <w:b w:val="0"/>
+                <w:sz w:val="16"/>
+                <w:szCs w:val="16"/>
+                <w:lang w:val="en-US"/>
+              </w:rPr>
+              <w:t>__</w:t>
+            </w:r>
+            <w:proofErr w:type="spellStart"/>
+            <w:r>
+              <w:rPr>
+                <w:b w:val="0"/>
+                <w:sz w:val="16"/>
+                <w:szCs w:val="16"/>
+                <w:lang w:val="en-US"/>
+              </w:rPr>
+              <w:t>c.Name</w:t>
+            </w:r>
+            <w:proofErr w:type="spellEnd"/>
             <w:r>
               <w:rPr>
                 <w:b w:val="0"/>
@@ -2100,7 +2453,7 @@
         </w:tc>
         <w:tc>
           <w:tcPr>
-            <w:tcW w:w="1258" w:type="dxa"/>
+            <w:tcW w:w="1147" w:type="dxa"/>
           </w:tcPr>
           <w:p>
             <w:pPr>
@@ -2119,6 +2472,7 @@
               </w:rPr>
               <w:t>{</w:t>
             </w:r>
+            <w:proofErr w:type="spellStart"/>
             <w:r>
               <w:rPr>
                 <w:b w:val="0"/>
@@ -2127,6 +2481,7 @@
               </w:rPr>
               <w:t>Sample_Result__</w:t>
             </w:r>
+            <w:proofErr w:type="gramStart"/>
             <w:r>
               <w:rPr>
                 <w:b w:val="0"/>
@@ -2135,6 +2490,7 @@
               </w:rPr>
               <w:t>c</w:t>
             </w:r>
+            <w:proofErr w:type="spellEnd"/>
             <w:r>
               <w:rPr>
                 <w:b w:val="0"/>
@@ -2144,6 +2500,7 @@
               </w:rPr>
               <w:t>.</w:t>
             </w:r>
+            <w:proofErr w:type="spellStart"/>
             <w:r>
               <w:rPr>
                 <w:b w:val="0"/>
@@ -2151,8 +2508,19 @@
                 <w:szCs w:val="16"/>
                 <w:lang w:val="en-US"/>
               </w:rPr>
-              <w:t>Sample_location__c</w:t>
-            </w:r>
+              <w:t>Sample</w:t>
+            </w:r>
+            <w:proofErr w:type="gramEnd"/>
+            <w:r>
+              <w:rPr>
+                <w:b w:val="0"/>
+                <w:sz w:val="16"/>
+                <w:szCs w:val="16"/>
+                <w:lang w:val="en-US"/>
+              </w:rPr>
+              <w:t>_location__c</w:t>
+            </w:r>
+            <w:proofErr w:type="spellEnd"/>
             <w:r>
               <w:rPr>
                 <w:b w:val="0"/>
@@ -2165,7 +2533,7 @@
         </w:tc>
         <w:tc>
           <w:tcPr>
-            <w:tcW w:w="1134" w:type="dxa"/>
+            <w:tcW w:w="1080" w:type="dxa"/>
           </w:tcPr>
           <w:p>
             <w:pPr>
@@ -2181,16 +2549,36 @@
                 <w:sz w:val="16"/>
                 <w:szCs w:val="16"/>
               </w:rPr>
-              <w:t>{Sample_Result__</w:t>
-            </w:r>
-            <w:r>
-              <w:rPr>
-                <w:b w:val="0"/>
-                <w:sz w:val="16"/>
-                <w:szCs w:val="16"/>
-              </w:rPr>
-              <w:t>c.Moisture__c</w:t>
-            </w:r>
+              <w:t>{</w:t>
+            </w:r>
+            <w:proofErr w:type="spellStart"/>
+            <w:r>
+              <w:rPr>
+                <w:b w:val="0"/>
+                <w:sz w:val="16"/>
+                <w:szCs w:val="16"/>
+              </w:rPr>
+              <w:t>Sample_Result__</w:t>
+            </w:r>
+            <w:proofErr w:type="gramStart"/>
+            <w:r>
+              <w:rPr>
+                <w:b w:val="0"/>
+                <w:sz w:val="16"/>
+                <w:szCs w:val="16"/>
+              </w:rPr>
+              <w:t>c.Moisture</w:t>
+            </w:r>
+            <w:proofErr w:type="gramEnd"/>
+            <w:r>
+              <w:rPr>
+                <w:b w:val="0"/>
+                <w:sz w:val="16"/>
+                <w:szCs w:val="16"/>
+              </w:rPr>
+              <w:t>__c</w:t>
+            </w:r>
+            <w:proofErr w:type="spellEnd"/>
             <w:r>
               <w:rPr>
                 <w:b w:val="0"/>
@@ -2203,7 +2591,7 @@
         </w:tc>
         <w:tc>
           <w:tcPr>
-            <w:tcW w:w="992" w:type="dxa"/>
+            <w:tcW w:w="990" w:type="dxa"/>
           </w:tcPr>
           <w:p>
             <w:pPr>
@@ -2219,21 +2607,49 @@
                 <w:sz w:val="16"/>
                 <w:szCs w:val="16"/>
               </w:rPr>
-              <w:t>{Sample_Result__</w:t>
-            </w:r>
-            <w:r>
-              <w:rPr>
-                <w:b w:val="0"/>
-                <w:sz w:val="16"/>
-                <w:szCs w:val="16"/>
-              </w:rPr>
-              <w:t>c.Specific_Weight__c}</w:t>
+              <w:t>{</w:t>
+            </w:r>
+            <w:proofErr w:type="spellStart"/>
+            <w:r>
+              <w:rPr>
+                <w:b w:val="0"/>
+                <w:sz w:val="16"/>
+                <w:szCs w:val="16"/>
+              </w:rPr>
+              <w:t>Sample_Result__</w:t>
+            </w:r>
+            <w:proofErr w:type="gramStart"/>
+            <w:r>
+              <w:rPr>
+                <w:b w:val="0"/>
+                <w:sz w:val="16"/>
+                <w:szCs w:val="16"/>
+              </w:rPr>
+              <w:t>c.Specific</w:t>
+            </w:r>
+            <w:proofErr w:type="gramEnd"/>
+            <w:r>
+              <w:rPr>
+                <w:b w:val="0"/>
+                <w:sz w:val="16"/>
+                <w:szCs w:val="16"/>
+              </w:rPr>
+              <w:t>_Weight__c</w:t>
+            </w:r>
+            <w:proofErr w:type="spellEnd"/>
+            <w:r>
+              <w:rPr>
+                <w:b w:val="0"/>
+                <w:sz w:val="16"/>
+                <w:szCs w:val="16"/>
+              </w:rPr>
+              <w:t>}</w:t>
             </w:r>
           </w:p>
         </w:tc>
         <w:tc>
           <w:tcPr>
-            <w:tcW w:w="1134" w:type="dxa"/>
+            <w:tcW w:w="1080" w:type="dxa"/>
           </w:tcPr>
           <w:p>
             <w:pPr>
@@ -2249,8 +2665,18 @@
                 <w:sz w:val="16"/>
                 <w:szCs w:val="16"/>
               </w:rPr>
-              <w:t>{Sample_Result__</w:t>
-            </w:r>
+              <w:t>{</w:t>
+            </w:r>
+            <w:proofErr w:type="spellStart"/>
+            <w:r>
+              <w:rPr>
+                <w:b w:val="0"/>
+                <w:sz w:val="16"/>
+                <w:szCs w:val="16"/>
+              </w:rPr>
+              <w:t>Sample_Result__</w:t>
+            </w:r>
+            <w:proofErr w:type="gramStart"/>
             <w:r>
               <w:rPr>
                 <w:b w:val="0"/>
@@ -2265,8 +2691,18 @@
                 <w:sz w:val="16"/>
                 <w:szCs w:val="16"/>
               </w:rPr>
-              <w:t>Nitrogen__c</w:t>
-            </w:r>
+              <w:t>Nitrogen</w:t>
+            </w:r>
+            <w:proofErr w:type="gramEnd"/>
+            <w:r>
+              <w:rPr>
+                <w:b w:val="0"/>
+                <w:sz w:val="16"/>
+                <w:szCs w:val="16"/>
+              </w:rPr>
+              <w:t>__c</w:t>
+            </w:r>
+            <w:proofErr w:type="spellEnd"/>
             <w:r>
               <w:rPr>
                 <w:b w:val="0"/>
@@ -2279,7 +2715,7 @@
         </w:tc>
         <w:tc>
           <w:tcPr>
-            <w:tcW w:w="709" w:type="dxa"/>
+            <w:tcW w:w="720" w:type="dxa"/>
           </w:tcPr>
           <w:p>
             <w:pPr>
@@ -2325,7 +2761,7 @@
         </w:tc>
         <w:tc>
           <w:tcPr>
-            <w:tcW w:w="709" w:type="dxa"/>
+            <w:tcW w:w="720" w:type="dxa"/>
           </w:tcPr>
           <w:p>
             <w:pPr>
@@ -2371,7 +2807,7 @@
         </w:tc>
         <w:tc>
           <w:tcPr>
-            <w:tcW w:w="709" w:type="dxa"/>
+            <w:tcW w:w="720" w:type="dxa"/>
           </w:tcPr>
           <w:p>
             <w:pPr>
@@ -2417,7 +2853,7 @@
         </w:tc>
         <w:tc>
           <w:tcPr>
-            <w:tcW w:w="850" w:type="dxa"/>
+            <w:tcW w:w="1260" w:type="dxa"/>
           </w:tcPr>
           <w:p>
             <w:pPr>
@@ -2439,7 +2875,7 @@
         </w:tc>
         <w:tc>
           <w:tcPr>
-            <w:tcW w:w="851" w:type="dxa"/>
+            <w:tcW w:w="720" w:type="dxa"/>
           </w:tcPr>
           <w:p>
             <w:pPr>
@@ -2455,8 +2891,18 @@
                 <w:sz w:val="16"/>
                 <w:szCs w:val="16"/>
               </w:rPr>
-              <w:t>{Sample_Result__</w:t>
-            </w:r>
+              <w:t>{</w:t>
+            </w:r>
+            <w:proofErr w:type="spellStart"/>
+            <w:r>
+              <w:rPr>
+                <w:b w:val="0"/>
+                <w:sz w:val="16"/>
+                <w:szCs w:val="16"/>
+              </w:rPr>
+              <w:t>Sample_Result__</w:t>
+            </w:r>
+            <w:proofErr w:type="gramStart"/>
             <w:r>
               <w:rPr>
                 <w:b w:val="0"/>
@@ -2471,8 +2917,18 @@
                 <w:sz w:val="16"/>
                 <w:szCs w:val="16"/>
               </w:rPr>
-              <w:t>Germination__c</w:t>
-            </w:r>
+              <w:t>Germination</w:t>
+            </w:r>
+            <w:proofErr w:type="gramEnd"/>
+            <w:r>
+              <w:rPr>
+                <w:b w:val="0"/>
+                <w:sz w:val="16"/>
+                <w:szCs w:val="16"/>
+              </w:rPr>
+              <w:t>__c</w:t>
+            </w:r>
+            <w:proofErr w:type="spellEnd"/>
             <w:r>
               <w:rPr>
                 <w:b w:val="0"/>
@@ -2485,7 +2941,7 @@
         </w:tc>
         <w:tc>
           <w:tcPr>
-            <w:tcW w:w="992" w:type="dxa"/>
+            <w:tcW w:w="901" w:type="dxa"/>
           </w:tcPr>
           <w:p>
             <w:pPr>
@@ -2501,8 +2957,18 @@
                 <w:sz w:val="16"/>
                 <w:szCs w:val="16"/>
               </w:rPr>
-              <w:t>{Sample_Result__</w:t>
-            </w:r>
+              <w:t>{</w:t>
+            </w:r>
+            <w:proofErr w:type="spellStart"/>
+            <w:r>
+              <w:rPr>
+                <w:b w:val="0"/>
+                <w:sz w:val="16"/>
+                <w:szCs w:val="16"/>
+              </w:rPr>
+              <w:t>Sample_Result__</w:t>
+            </w:r>
+            <w:proofErr w:type="gramStart"/>
             <w:r>
               <w:rPr>
                 <w:b w:val="0"/>
@@ -2517,8 +2983,18 @@
                 <w:sz w:val="16"/>
                 <w:szCs w:val="16"/>
               </w:rPr>
-              <w:t>Broken_Grains__c</w:t>
-            </w:r>
+              <w:t>Broken</w:t>
+            </w:r>
+            <w:proofErr w:type="gramEnd"/>
+            <w:r>
+              <w:rPr>
+                <w:b w:val="0"/>
+                <w:sz w:val="16"/>
+                <w:szCs w:val="16"/>
+              </w:rPr>
+              <w:t>_Grains__c</w:t>
+            </w:r>
+            <w:proofErr w:type="spellEnd"/>
             <w:r>
               <w:rPr>
                 <w:b w:val="0"/>
@@ -2531,7 +3007,7 @@
         </w:tc>
         <w:tc>
           <w:tcPr>
-            <w:tcW w:w="992" w:type="dxa"/>
+            <w:tcW w:w="989" w:type="dxa"/>
           </w:tcPr>
           <w:p>
             <w:pPr>
@@ -2547,8 +3023,18 @@
                 <w:sz w:val="16"/>
                 <w:szCs w:val="16"/>
               </w:rPr>
-              <w:t>{Sample_Result__</w:t>
-            </w:r>
+              <w:t>{</w:t>
+            </w:r>
+            <w:proofErr w:type="spellStart"/>
+            <w:r>
+              <w:rPr>
+                <w:b w:val="0"/>
+                <w:sz w:val="16"/>
+                <w:szCs w:val="16"/>
+              </w:rPr>
+              <w:t>Sample_Result__</w:t>
+            </w:r>
+            <w:proofErr w:type="gramStart"/>
             <w:r>
               <w:rPr>
                 <w:b w:val="0"/>
@@ -2563,8 +3049,18 @@
                 <w:sz w:val="16"/>
                 <w:szCs w:val="16"/>
               </w:rPr>
-              <w:t>Skinned__c</w:t>
-            </w:r>
+              <w:t>Skinned</w:t>
+            </w:r>
+            <w:proofErr w:type="gramEnd"/>
+            <w:r>
+              <w:rPr>
+                <w:b w:val="0"/>
+                <w:sz w:val="16"/>
+                <w:szCs w:val="16"/>
+              </w:rPr>
+              <w:t>__c</w:t>
+            </w:r>
+            <w:proofErr w:type="spellEnd"/>
             <w:r>
               <w:rPr>
                 <w:b w:val="0"/>
@@ -2577,7 +3073,7 @@
         </w:tc>
         <w:tc>
           <w:tcPr>
-            <w:tcW w:w="1134" w:type="dxa"/>
+            <w:tcW w:w="1137" w:type="dxa"/>
           </w:tcPr>
           <w:p>
             <w:pPr>
@@ -2593,8 +3089,18 @@
                 <w:sz w:val="16"/>
                 <w:szCs w:val="16"/>
               </w:rPr>
-              <w:t>{Sample_Result__</w:t>
-            </w:r>
+              <w:t>{</w:t>
+            </w:r>
+            <w:proofErr w:type="spellStart"/>
+            <w:r>
+              <w:rPr>
+                <w:b w:val="0"/>
+                <w:sz w:val="16"/>
+                <w:szCs w:val="16"/>
+              </w:rPr>
+              <w:t>Sample_Result__</w:t>
+            </w:r>
+            <w:proofErr w:type="gramStart"/>
             <w:r>
               <w:rPr>
                 <w:b w:val="0"/>
@@ -2609,8 +3115,18 @@
                 <w:sz w:val="16"/>
                 <w:szCs w:val="16"/>
               </w:rPr>
-              <w:t>Hardness__c</w:t>
-            </w:r>
+              <w:t>Hardness</w:t>
+            </w:r>
+            <w:proofErr w:type="gramEnd"/>
+            <w:r>
+              <w:rPr>
+                <w:b w:val="0"/>
+                <w:sz w:val="16"/>
+                <w:szCs w:val="16"/>
+              </w:rPr>
+              <w:t>__c</w:t>
+            </w:r>
+            <w:proofErr w:type="spellEnd"/>
             <w:r>
               <w:rPr>
                 <w:b w:val="0"/>
@@ -2627,6 +3143,7 @@
               </w:rPr>
               <w:t>{/</w:t>
             </w:r>
+            <w:proofErr w:type="spellStart"/>
             <w:r>
               <w:rPr>
                 <w:b w:val="0"/>
@@ -2635,6 +3152,7 @@
               </w:rPr>
               <w:t>sample_instruction_rows</w:t>
             </w:r>
+            <w:proofErr w:type="spellEnd"/>
             <w:r>
               <w:rPr>
                 <w:b w:val="0"/>
